--- a/DoConnect_AI_Final_Report.docx
+++ b/DoConnect_AI_Final_Report.docx
@@ -7,8 +7,13 @@
         <w:pStyle w:val="Heading1"/>
       </w:pPr>
       <w:bookmarkStart w:id="0" w:name="project-title"/>
-      <w:r>
-        <w:t>DoConnect AI – Intelligent Discussion &amp; Knowledge Collaboration Platform</w:t>
+      <w:proofErr w:type="spellStart"/>
+      <w:r>
+        <w:t>DoConnect</w:t>
+      </w:r>
+      <w:proofErr w:type="spellEnd"/>
+      <w:r>
+        <w:t xml:space="preserve"> AI – Intelligent Discussion &amp; Knowledge Collaboration Platform</w:t>
       </w:r>
     </w:p>
     <w:p>
@@ -72,7 +77,23 @@
         <w:pStyle w:val="FirstParagraph"/>
       </w:pPr>
       <w:r>
-        <w:t>The DoConnect AI project presents a modernized developer Q&amp;A platform that integrates Large Language Models directly into the user workflow. By addressing knowledge fragmentation, moderation overhead, and the blank page problem, the system provides real-time AI assistance including tag prediction, semantic duplicate detection, and automated content moderation. The architecture leverages Spring Boot microservices and WebSockets to ensure scalable, low-latency performance. This report details the complete software development lifecycle from requirements analysis through architectural design, implementation, and rigorous testing.</w:t>
+        <w:t xml:space="preserve">The </w:t>
+      </w:r>
+      <w:proofErr w:type="spellStart"/>
+      <w:r>
+        <w:t>DoConnect</w:t>
+      </w:r>
+      <w:proofErr w:type="spellEnd"/>
+      <w:r>
+        <w:t xml:space="preserve"> AI project presents a modernized developer Q&amp;A platform that integrates Large Language Models directly into the user workflow. By addressing knowledge fragmentation, moderation overhead, and the blank page problem, the system provides real-time AI assistance including tag prediction, semantic duplicate detection, and automated content moderation. The architecture leverages Spring Boot microservices and </w:t>
+      </w:r>
+      <w:proofErr w:type="spellStart"/>
+      <w:r>
+        <w:t>WebSockets</w:t>
+      </w:r>
+      <w:proofErr w:type="spellEnd"/>
+      <w:r>
+        <w:t xml:space="preserve"> to ensure scalable, low-latency performance. This report details the complete software development lifecycle from requirements analysis through architectural design, implementation, and rigorous testing.</w:t>
       </w:r>
     </w:p>
     <w:p>
@@ -261,8 +282,29 @@
       <w:pPr>
         <w:pStyle w:val="BodyText"/>
       </w:pPr>
-      <w:r>
-        <w:t>DoConnect AI is a next-generation developer Q&amp;A platform designed from the ground up to fundamentally modernize this paradigm by embedding Large Language Models (LLMs) directly into the user workflow. Built with a modern technology stack—including React 19 for the frontend, Spring Boot 3 for the robust backend, WebSockets for real-time messaging, and the Google Gemini 2.0 Flash API for intelligence—DoConnect AI acts as an invisible, intelligent co-pilot. Rather than forcing the user to converse with a standalone chatbot, the platform automates content moderation, detects semantic duplicates instantly, auto-generates technical tags based on context, and actively assists experts in drafting high-quality markdown answers.</w:t>
+      <w:proofErr w:type="spellStart"/>
+      <w:r>
+        <w:t>DoConnect</w:t>
+      </w:r>
+      <w:proofErr w:type="spellEnd"/>
+      <w:r>
+        <w:t xml:space="preserve"> AI is a next-generation developer Q&amp;A platform designed from the ground up to fundamentally modernize this paradigm by embedding Large Language Models (LLMs) directly into the user workflow. Built with a modern technology stack—including React 19 for the frontend, Spring Boot 3 for the robust backend, </w:t>
+      </w:r>
+      <w:proofErr w:type="spellStart"/>
+      <w:r>
+        <w:t>WebSockets</w:t>
+      </w:r>
+      <w:proofErr w:type="spellEnd"/>
+      <w:r>
+        <w:t xml:space="preserve"> for real-time messaging, and the Google Gemini 2.0 Flash API for intelligence—</w:t>
+      </w:r>
+      <w:proofErr w:type="spellStart"/>
+      <w:r>
+        <w:t>DoConnect</w:t>
+      </w:r>
+      <w:proofErr w:type="spellEnd"/>
+      <w:r>
+        <w:t xml:space="preserve"> AI acts as an invisible, intelligent co-pilot. Rather than forcing the user to converse with a standalone chatbot, the platform automates content moderation, detects semantic duplicates instantly, auto-generates technical tags based on context, and actively assists experts in drafting high-quality markdown answers.</w:t>
       </w:r>
     </w:p>
     <w:p>
@@ -383,7 +425,15 @@
         <w:pStyle w:val="FirstParagraph"/>
       </w:pPr>
       <w:r>
-        <w:t>The primary objectives of the DoConnect AI project are to solve the aforementioned problems through strict engineering practices:</w:t>
+        <w:t xml:space="preserve">The primary objectives of the </w:t>
+      </w:r>
+      <w:proofErr w:type="spellStart"/>
+      <w:r>
+        <w:t>DoConnect</w:t>
+      </w:r>
+      <w:proofErr w:type="spellEnd"/>
+      <w:r>
+        <w:t xml:space="preserve"> AI project are to solve the aforementioned problems through strict engineering practices:</w:t>
       </w:r>
     </w:p>
     <w:p>
@@ -477,7 +527,15 @@
         <w:pStyle w:val="FirstParagraph"/>
       </w:pPr>
       <w:r>
-        <w:t>The scope of the DoConnect AI system encompasses the full-stack development of a web application accessible via modern desktop and mobile browsers.</w:t>
+        <w:t xml:space="preserve">The scope of the </w:t>
+      </w:r>
+      <w:proofErr w:type="spellStart"/>
+      <w:r>
+        <w:t>DoConnect</w:t>
+      </w:r>
+      <w:proofErr w:type="spellEnd"/>
+      <w:r>
+        <w:t xml:space="preserve"> AI system encompasses the full-stack development of a web application accessible via modern desktop and mobile browsers.</w:t>
       </w:r>
     </w:p>
     <w:p>
@@ -496,7 +554,15 @@
         <w:t>Frontend Scope:</w:t>
       </w:r>
       <w:r>
-        <w:t xml:space="preserve"> Implementation of a Single Page Application (SPA) utilizing React Router for navigation, Context API for global state management (JWT storage), and Tailwind CSS for responsive, glassmorphic UI design.</w:t>
+        <w:t xml:space="preserve"> Implementation of a Single Page Application (SPA) utilizing React Router for navigation, Context API for global state management (JWT storage), and Tailwind CSS for responsive, </w:t>
+      </w:r>
+      <w:proofErr w:type="spellStart"/>
+      <w:r>
+        <w:t>glassmorphic</w:t>
+      </w:r>
+      <w:proofErr w:type="spellEnd"/>
+      <w:r>
+        <w:t xml:space="preserve"> UI design.</w:t>
       </w:r>
     </w:p>
     <w:p>
@@ -571,7 +637,15 @@
         <w:pStyle w:val="FirstParagraph"/>
       </w:pPr>
       <w:r>
-        <w:t xml:space="preserve">This chapter introduced DoConnect AI as an innovative, necessary solution to the inefficiencies plaguing traditional developer forums. By outlining the specific problems regarding knowledge fragmentation, authoring friction, and moderation overhead, the core objectives and scope of the project were firmly established. This foundation lays the </w:t>
+        <w:t xml:space="preserve">This chapter introduced </w:t>
+      </w:r>
+      <w:proofErr w:type="spellStart"/>
+      <w:r>
+        <w:t>DoConnect</w:t>
+      </w:r>
+      <w:proofErr w:type="spellEnd"/>
+      <w:r>
+        <w:t xml:space="preserve"> AI as an innovative, necessary solution to the inefficiencies plaguing traditional developer forums. By outlining the specific problems regarding knowledge fragmentation, authoring friction, and moderation overhead, the core objectives and scope of the project were firmly established. This foundation lays the </w:t>
       </w:r>
       <w:r>
         <w:lastRenderedPageBreak/>
@@ -628,6 +702,7 @@
       <w:pPr>
         <w:pStyle w:val="BodyText"/>
       </w:pPr>
+      <w:proofErr w:type="spellStart"/>
       <w:r>
         <w:rPr>
           <w:b/>
@@ -635,6 +710,7 @@
         </w:rPr>
         <w:t>StackOverflow</w:t>
       </w:r>
+      <w:proofErr w:type="spellEnd"/>
       <w:r>
         <w:t xml:space="preserve"> operates on a strict, gamified community-moderation model. Users earn reputation points which eventually unlock moderation privileges (such as editing others’ posts, voting to close duplicates, or deleting spam). While historically highly successful, this model relies entirely on unpaid human labor to maintain quality. As the volume of beginner developers has surged, the human moderators have become overwhelmed, leading to strict, often hostile rejection of new questions.</w:t>
       </w:r>
@@ -794,15 +870,44 @@
       <w:bookmarkStart w:id="16" w:name="why-doconnect-ai-was-built"/>
       <w:bookmarkEnd w:id="15"/>
       <w:r>
-        <w:t>2.4 Why DoConnect AI Was Built</w:t>
+        <w:t xml:space="preserve">2.4 Why </w:t>
+      </w:r>
+      <w:proofErr w:type="spellStart"/>
+      <w:r>
+        <w:t>DoConnect</w:t>
+      </w:r>
+      <w:proofErr w:type="spellEnd"/>
+      <w:r>
+        <w:t xml:space="preserve"> AI Was Built</w:t>
       </w:r>
     </w:p>
     <w:p>
       <w:pPr>
         <w:pStyle w:val="FirstParagraph"/>
       </w:pPr>
-      <w:r>
-        <w:t>DoConnect AI was explicitly architected to bridge the massive gap between community-driven knowledge bases (like StackOverflow) and solitary AI assistants (like ChatGPT). Rather than replacing the human community with an AI oracle, DoConnect AI uses the LLM as an invisible, augmentative facilitator.</w:t>
+      <w:proofErr w:type="spellStart"/>
+      <w:r>
+        <w:t>DoConnect</w:t>
+      </w:r>
+      <w:proofErr w:type="spellEnd"/>
+      <w:r>
+        <w:t xml:space="preserve"> AI was explicitly architected to bridge the massive gap between community-driven knowledge bases (like </w:t>
+      </w:r>
+      <w:proofErr w:type="spellStart"/>
+      <w:r>
+        <w:t>StackOverflow</w:t>
+      </w:r>
+      <w:proofErr w:type="spellEnd"/>
+      <w:r>
+        <w:t xml:space="preserve">) and solitary AI assistants (like ChatGPT). Rather than replacing the human community with an AI oracle, </w:t>
+      </w:r>
+      <w:proofErr w:type="spellStart"/>
+      <w:r>
+        <w:t>DoConnect</w:t>
+      </w:r>
+      <w:proofErr w:type="spellEnd"/>
+      <w:r>
+        <w:t xml:space="preserve"> AI uses the LLM as an invisible, augmentative facilitator.</w:t>
       </w:r>
     </w:p>
     <w:p>
@@ -826,7 +931,21 @@
         <w:rPr>
           <w:rStyle w:val="VerbatimChar"/>
         </w:rPr>
-        <w:t>/api/ai/recommendations/predict-tags</w:t>
+        <w:t>/</w:t>
+      </w:r>
+      <w:proofErr w:type="spellStart"/>
+      <w:r>
+        <w:rPr>
+          <w:rStyle w:val="VerbatimChar"/>
+        </w:rPr>
+        <w:t>api</w:t>
+      </w:r>
+      <w:proofErr w:type="spellEnd"/>
+      <w:r>
+        <w:rPr>
+          <w:rStyle w:val="VerbatimChar"/>
+        </w:rPr>
+        <w:t>/ai/recommendations/predict-tags</w:t>
       </w:r>
       <w:r>
         <w:t xml:space="preserve"> endpoints—the system lowers the barrier to entry for both askers and answerers. An expert can type a messy, single-sentence solution, click “Improve Draft,” and the AI will format it into a pristine markdown tutorial. The human remains the author and the validator, but the AI removes the friction of formatting.</w:t>
@@ -855,7 +974,15 @@
         <w:pStyle w:val="FirstParagraph"/>
       </w:pPr>
       <w:r>
-        <w:t>This chapter analyzed the current landscape of developer forums and AI tools. By identifying critical limitations in manual moderation, knowledge fragmentation, authoring friction, and user isolation, DoConnect AI was positioned as a necessary evolution. The proposed system blends the long-term collaborative benefits of public forums with the generative power of modern LLMs, creating a hybrid platform superior to both traditional forums and standalone chatbots.</w:t>
+        <w:t xml:space="preserve">This chapter analyzed the current landscape of developer forums and AI tools. By identifying critical limitations in manual moderation, knowledge fragmentation, authoring friction, and user isolation, </w:t>
+      </w:r>
+      <w:proofErr w:type="spellStart"/>
+      <w:r>
+        <w:t>DoConnect</w:t>
+      </w:r>
+      <w:proofErr w:type="spellEnd"/>
+      <w:r>
+        <w:t xml:space="preserve"> AI was positioned as a necessary evolution. The proposed system blends the long-term collaborative benefits of public forums with the generative power of modern LLMs, creating a hybrid platform superior to both traditional forums and standalone chatbots.</w:t>
       </w:r>
     </w:p>
     <w:p>
@@ -883,7 +1010,15 @@
         <w:pStyle w:val="FirstParagraph"/>
       </w:pPr>
       <w:r>
-        <w:t>Requirement analysis is a critical phase of the software engineering lifecycle. It defines the technical, operational, and functional boundaries of the DoConnect AI system. It translates high-level user needs and business objectives into strict engineering specifications that directly guide the architectural modeling and low-level design phases.</w:t>
+        <w:t xml:space="preserve">Requirement analysis is a critical phase of the software engineering lifecycle. It defines the technical, operational, and functional boundaries of the </w:t>
+      </w:r>
+      <w:proofErr w:type="spellStart"/>
+      <w:r>
+        <w:t>DoConnect</w:t>
+      </w:r>
+      <w:proofErr w:type="spellEnd"/>
+      <w:r>
+        <w:t xml:space="preserve"> AI system. It translates high-level user needs and business objectives into strict engineering specifications that directly guide the architectural modeling and low-level design phases.</w:t>
       </w:r>
     </w:p>
     <w:p>
@@ -1416,7 +1551,21 @@
               <w:rPr>
                 <w:rStyle w:val="VerbatimChar"/>
               </w:rPr>
-              <w:t>POST /api/ai/recommendations/predict-tags</w:t>
+              <w:t>POST /</w:t>
+            </w:r>
+            <w:proofErr w:type="spellStart"/>
+            <w:r>
+              <w:rPr>
+                <w:rStyle w:val="VerbatimChar"/>
+              </w:rPr>
+              <w:t>api</w:t>
+            </w:r>
+            <w:proofErr w:type="spellEnd"/>
+            <w:r>
+              <w:rPr>
+                <w:rStyle w:val="VerbatimChar"/>
+              </w:rPr>
+              <w:t>/ai/recommendations/predict-tags</w:t>
             </w:r>
             <w:r>
               <w:t>. 2c. System populates tag fields.</w:t>
@@ -1563,21 +1712,25 @@
       <w:r>
         <w:t xml:space="preserve"> AI integrations must be handled gracefully in the User Interface, providing explicit loading states (e.g., UI spinners) to account for external LLM API latency. Database queries must be optimized using proper indexing on foreign keys (e.g., </w:t>
       </w:r>
+      <w:proofErr w:type="spellStart"/>
       <w:r>
         <w:rPr>
           <w:rStyle w:val="VerbatimChar"/>
         </w:rPr>
         <w:t>author_id</w:t>
       </w:r>
+      <w:proofErr w:type="spellEnd"/>
       <w:r>
         <w:t xml:space="preserve">, </w:t>
       </w:r>
+      <w:proofErr w:type="spellStart"/>
       <w:r>
         <w:rPr>
           <w:rStyle w:val="VerbatimChar"/>
         </w:rPr>
         <w:t>question_id</w:t>
       </w:r>
+      <w:proofErr w:type="spellEnd"/>
       <w:r>
         <w:t>) to ensure sub-100ms response times for feed generation.</w:t>
       </w:r>
@@ -1617,7 +1770,15 @@
         <w:pStyle w:val="FirstParagraph"/>
       </w:pPr>
       <w:r>
-        <w:t>To develop, test, and deploy the DoConnect AI system, specific hardware baselines must be met.</w:t>
+        <w:t xml:space="preserve">To develop, test, and deploy the </w:t>
+      </w:r>
+      <w:proofErr w:type="spellStart"/>
+      <w:r>
+        <w:t>DoConnect</w:t>
+      </w:r>
+      <w:proofErr w:type="spellEnd"/>
+      <w:r>
+        <w:t xml:space="preserve"> AI system, specific hardware baselines must be met.</w:t>
       </w:r>
     </w:p>
     <w:p>
@@ -1636,7 +1797,15 @@
         <w:t>Local Development Environment:</w:t>
       </w:r>
       <w:r>
-        <w:t xml:space="preserve"> Multi-core processor (Intel i5/Ryzen 5 or higher), minimum 8GB RAM (16GB recommended for running IDE, two Spring Boot instances, and React simultaneously), 20GB free disk space.</w:t>
+        <w:t xml:space="preserve"> Multi-core processor (Intel i5/Ryzen 5 or higher), minimum 8GB RAM (16GB recommended for running IDE, two Spring Boot instances, and </w:t>
+      </w:r>
+      <w:proofErr w:type="gramStart"/>
+      <w:r>
+        <w:t>React</w:t>
+      </w:r>
+      <w:proofErr w:type="gramEnd"/>
+      <w:r>
+        <w:t xml:space="preserve"> simultaneously), 20GB free disk space.</w:t>
       </w:r>
     </w:p>
     <w:p>
@@ -1732,7 +1901,15 @@
         <w:t>Backend Services:</w:t>
       </w:r>
       <w:r>
-        <w:t xml:space="preserve"> Java 21 LTS, Spring Boot 3.x, Spring Security (JWT), Spring WebSockets (STOMP).</w:t>
+        <w:t xml:space="preserve"> Java 21 LTS, Spring Boot 3.x, Spring Security (JWT), Spring </w:t>
+      </w:r>
+      <w:proofErr w:type="spellStart"/>
+      <w:r>
+        <w:t>WebSockets</w:t>
+      </w:r>
+      <w:proofErr w:type="spellEnd"/>
+      <w:r>
+        <w:t xml:space="preserve"> (STOMP).</w:t>
       </w:r>
     </w:p>
     <w:p>
@@ -1798,7 +1975,15 @@
         <w:t>Development Tooling:</w:t>
       </w:r>
       <w:r>
-        <w:t xml:space="preserve"> Git (Version Control), Maven (Java Dependency Management), npm (Node Package Management).</w:t>
+        <w:t xml:space="preserve"> Git (Version Control), Maven (Java Dependency Management), </w:t>
+      </w:r>
+      <w:proofErr w:type="spellStart"/>
+      <w:r>
+        <w:t>npm</w:t>
+      </w:r>
+      <w:proofErr w:type="spellEnd"/>
+      <w:r>
+        <w:t xml:space="preserve"> (Node Package Management).</w:t>
       </w:r>
     </w:p>
     <w:p>
@@ -1844,7 +2029,15 @@
         <w:pStyle w:val="FirstParagraph"/>
       </w:pPr>
       <w:r>
-        <w:t>A feasibility study is conducted to objectively determine whether the proposed DoConnect AI system is viable from technical, economic, and operational standpoints before committing extensive development resources. By evaluating the constraints of the chosen technology stack, the budget, and the user base, we can mitigate risk and ensure a successful deployment.</w:t>
+        <w:t xml:space="preserve">A feasibility study is conducted to objectively determine whether the proposed </w:t>
+      </w:r>
+      <w:proofErr w:type="spellStart"/>
+      <w:r>
+        <w:t>DoConnect</w:t>
+      </w:r>
+      <w:proofErr w:type="spellEnd"/>
+      <w:r>
+        <w:t xml:space="preserve"> AI system is viable from technical, economic, and operational standpoints before committing extensive development resources. By evaluating the constraints of the chosen technology stack, the budget, and the user base, we can mitigate risk and ensure a successful deployment.</w:t>
       </w:r>
     </w:p>
     <w:p>
@@ -1903,21 +2096,25 @@
       <w:r>
         <w:t xml:space="preserve"> The Google Gemini API provides standard RESTful endpoints that can be easily consumed via Java’s </w:t>
       </w:r>
+      <w:proofErr w:type="spellStart"/>
       <w:r>
         <w:rPr>
           <w:rStyle w:val="VerbatimChar"/>
         </w:rPr>
         <w:t>HttpClient</w:t>
       </w:r>
+      <w:proofErr w:type="spellEnd"/>
       <w:r>
         <w:t xml:space="preserve"> or Spring’s </w:t>
       </w:r>
+      <w:proofErr w:type="spellStart"/>
       <w:r>
         <w:rPr>
           <w:rStyle w:val="VerbatimChar"/>
         </w:rPr>
         <w:t>RestTemplate</w:t>
       </w:r>
+      <w:proofErr w:type="spellEnd"/>
       <w:r>
         <w:t xml:space="preserve">. The </w:t>
       </w:r>
@@ -2003,7 +2200,15 @@
         <w:t>Operational Costs:</w:t>
       </w:r>
       <w:r>
-        <w:t xml:space="preserve"> Google Gemini offers a generous free tier suitable for initial deployment and testing, effectively reducing AI inference costs to zero during the MVP phase. Hosting the application requires standard VPS infrastructure (e.g., AWS EC2, DigitalOcean). A dual-container deployment (Backend + Chat) alongside a managed MySQL database can be provisioned cost-effectively (under $20/month) for a prototype.</w:t>
+        <w:t xml:space="preserve"> Google Gemini offers a generous free tier suitable for initial deployment and testing, effectively reducing AI inference costs to zero during the MVP phase. Hosting the application requires standard VPS infrastructure (e.g., AWS EC2, </w:t>
+      </w:r>
+      <w:proofErr w:type="spellStart"/>
+      <w:r>
+        <w:t>DigitalOcean</w:t>
+      </w:r>
+      <w:proofErr w:type="spellEnd"/>
+      <w:r>
+        <w:t>). A dual-container deployment (Backend + Chat) alongside a managed MySQL database can be provisioned cost-effectively (under $20/month) for a prototype.</w:t>
       </w:r>
     </w:p>
     <w:p>
@@ -2060,7 +2265,15 @@
         <w:t>User Adoption:</w:t>
       </w:r>
       <w:r>
-        <w:t xml:space="preserve"> Developers are already highly accustomed to markdown-based editors, tag-based categorization, and real-time chat interfaces (e.g., Discord, Slack). The UI paradigm of DoConnect AI mimics these familiar environments, requiring zero user training.</w:t>
+        <w:t xml:space="preserve"> Developers are already highly accustomed to markdown-based editors, tag-based categorization, and real-time chat interfaces (e.g., Discord, Slack). The UI paradigm of </w:t>
+      </w:r>
+      <w:proofErr w:type="spellStart"/>
+      <w:r>
+        <w:t>DoConnect</w:t>
+      </w:r>
+      <w:proofErr w:type="spellEnd"/>
+      <w:r>
+        <w:t xml:space="preserve"> AI mimics these familiar environments, requiring zero user training.</w:t>
       </w:r>
     </w:p>
     <w:p>
@@ -2081,12 +2294,14 @@
       <w:r>
         <w:t xml:space="preserve"> A major failing of traditional forums is moderator burnout. By automating toxicity and spam checks via the </w:t>
       </w:r>
+      <w:proofErr w:type="spellStart"/>
       <w:r>
         <w:rPr>
           <w:rStyle w:val="VerbatimChar"/>
         </w:rPr>
         <w:t>AiModerationService</w:t>
       </w:r>
+      <w:proofErr w:type="spellEnd"/>
       <w:r>
         <w:t>, the operational burden on human administrators is drastically reduced. Administrators only need to review pre-flagged content rather than policing the entire feed manually.</w:t>
       </w:r>
@@ -2125,7 +2340,15 @@
         <w:pStyle w:val="FirstParagraph"/>
       </w:pPr>
       <w:r>
-        <w:t>The comprehensive feasibility study confirms that DoConnect AI is a highly viable project. The technical stack is robust, modern, and well-understood. The economic footprint is minimal due to open-source tooling, and the operational design significantly reduces human moderation overhead. This guarantees a high likelihood of successful implementation and community adoption.</w:t>
+        <w:t xml:space="preserve">The comprehensive feasibility study confirms that </w:t>
+      </w:r>
+      <w:proofErr w:type="spellStart"/>
+      <w:r>
+        <w:t>DoConnect</w:t>
+      </w:r>
+      <w:proofErr w:type="spellEnd"/>
+      <w:r>
+        <w:t xml:space="preserve"> AI is a highly viable project. The technical stack is robust, modern, and well-understood. The economic footprint is minimal due to open-source tooling, and the operational design significantly reduces human moderation overhead. This guarantees a high likelihood of successful implementation and community adoption.</w:t>
       </w:r>
     </w:p>
     <w:p>
@@ -2153,7 +2376,15 @@
         <w:pStyle w:val="FirstParagraph"/>
       </w:pPr>
       <w:r>
-        <w:t>The system architecture defines the high-level structural design of DoConnect AI. It conceptualizes how disparate subsystems, isolated microservices, and external Artificial Intelligence APIs interact across network boundaries to satisfy both the functional requirements of a Q&amp;A platform and the non-functional requirements of real-time latency and scalability.</w:t>
+        <w:t xml:space="preserve">The system architecture defines the high-level structural design of </w:t>
+      </w:r>
+      <w:proofErr w:type="spellStart"/>
+      <w:r>
+        <w:t>DoConnect</w:t>
+      </w:r>
+      <w:proofErr w:type="spellEnd"/>
+      <w:r>
+        <w:t xml:space="preserve"> AI. It conceptualizes how disparate subsystems, isolated microservices, and external Artificial Intelligence APIs interact across network boundaries to satisfy both the functional requirements of a Q&amp;A platform and the non-functional requirements of real-time latency and scalability.</w:t>
       </w:r>
     </w:p>
     <w:p>
@@ -2171,7 +2402,15 @@
         <w:pStyle w:val="FirstParagraph"/>
       </w:pPr>
       <w:r>
-        <w:t>To prevent the high overhead of persistent WebSocket connections from degrading the performance of standard REST API transactions, the DoConnect AI architecture utilizes a deliberate microservices split.</w:t>
+        <w:t xml:space="preserve">To prevent the high overhead of persistent WebSocket connections from degrading the performance of standard REST API transactions, the </w:t>
+      </w:r>
+      <w:proofErr w:type="spellStart"/>
+      <w:r>
+        <w:t>DoConnect</w:t>
+      </w:r>
+      <w:proofErr w:type="spellEnd"/>
+      <w:r>
+        <w:t xml:space="preserve"> AI architecture utilizes a deliberate microservices split.</w:t>
       </w:r>
     </w:p>
     <w:p>
@@ -2240,12 +2479,14 @@
       <w:r>
         <w:t xml:space="preserve"> The Main API intercepts incoming HTTP requests via </w:t>
       </w:r>
+      <w:proofErr w:type="spellStart"/>
       <w:r>
         <w:rPr>
           <w:rStyle w:val="VerbatimChar"/>
         </w:rPr>
         <w:t>JwtAuthenticationFilter</w:t>
       </w:r>
+      <w:proofErr w:type="spellEnd"/>
       <w:r>
         <w:t>, validates the signature, queries the shared MySQL database, and returns JSON Data Transfer Objects (DTOs). When asynchronous events occur (like an Answer being posted), it acts as an internal HTTP client to the Chat Microservice to trigger notifications.</w:t>
       </w:r>
@@ -2333,7 +2574,15 @@
         <w:t>Design Rationale:</w:t>
       </w:r>
       <w:r>
-        <w:t xml:space="preserve"> WebSockets require persistent TCP connections. If 10,000 users are online, 10,000 threads or NIO channels are occupied. Isolating this to a dedicated Spring Boot instance prevents the Main API from exhausting its resources.</w:t>
+        <w:t xml:space="preserve"> </w:t>
+      </w:r>
+      <w:proofErr w:type="spellStart"/>
+      <w:r>
+        <w:t>WebSockets</w:t>
+      </w:r>
+      <w:proofErr w:type="spellEnd"/>
+      <w:r>
+        <w:t xml:space="preserve"> require persistent TCP connections. If 10,000 users are online, 10,000 threads or NIO channels are occupied. Isolating this to a dedicated Spring Boot instance prevents the Main API from exhausting its resources.</w:t>
       </w:r>
     </w:p>
     <w:p>
@@ -2358,26 +2607,44 @@
         <w:rPr>
           <w:rStyle w:val="VerbatimChar"/>
         </w:rPr>
-        <w:t>/ws-chat</w:t>
+        <w:t>/</w:t>
+      </w:r>
+      <w:proofErr w:type="spellStart"/>
+      <w:r>
+        <w:rPr>
+          <w:rStyle w:val="VerbatimChar"/>
+        </w:rPr>
+        <w:t>ws</w:t>
+      </w:r>
+      <w:proofErr w:type="spellEnd"/>
+      <w:r>
+        <w:rPr>
+          <w:rStyle w:val="VerbatimChar"/>
+        </w:rPr>
+        <w:t>-chat</w:t>
       </w:r>
       <w:r>
         <w:t xml:space="preserve"> handshake. The microservice validates the JWT via a </w:t>
       </w:r>
+      <w:proofErr w:type="spellStart"/>
       <w:r>
         <w:rPr>
           <w:rStyle w:val="VerbatimChar"/>
         </w:rPr>
         <w:t>ChannelInterceptor</w:t>
       </w:r>
+      <w:proofErr w:type="spellEnd"/>
       <w:r>
         <w:t xml:space="preserve"> before allowing STOMP subscriptions. Once connected, messages are routed through an in-memory </w:t>
       </w:r>
+      <w:proofErr w:type="spellStart"/>
       <w:r>
         <w:rPr>
           <w:rStyle w:val="VerbatimChar"/>
         </w:rPr>
         <w:t>SimpleMessageBroker</w:t>
       </w:r>
+      <w:proofErr w:type="spellEnd"/>
       <w:r>
         <w:t>.</w:t>
       </w:r>
@@ -2400,12 +2667,14 @@
       <w:r>
         <w:t xml:space="preserve"> The </w:t>
       </w:r>
+      <w:proofErr w:type="spellStart"/>
       <w:r>
         <w:rPr>
           <w:rStyle w:val="VerbatimChar"/>
         </w:rPr>
         <w:t>SimpleMessageBroker</w:t>
       </w:r>
+      <w:proofErr w:type="spellEnd"/>
       <w:r>
         <w:t xml:space="preserve"> is in-memory, meaning the Chat Microservice cannot currently scale horizontally without dropping subscriptions. Transitioning to a distributed broker (RabbitMQ/Redis) is the architectural next step.</w:t>
       </w:r>
@@ -2487,7 +2756,15 @@
         <w:pStyle w:val="ImageCaption"/>
       </w:pPr>
       <w:r>
-        <w:t>Figure 2: Dfd Level 0</w:t>
+        <w:t xml:space="preserve">Figure 2: </w:t>
+      </w:r>
+      <w:proofErr w:type="spellStart"/>
+      <w:r>
+        <w:t>Dfd</w:t>
+      </w:r>
+      <w:proofErr w:type="spellEnd"/>
+      <w:r>
+        <w:t xml:space="preserve"> Level 0</w:t>
       </w:r>
     </w:p>
     <w:p>
@@ -2506,7 +2783,15 @@
         <w:t>Diagram Purpose:</w:t>
       </w:r>
       <w:r>
-        <w:t xml:space="preserve"> To visualize the ultimate boundary of the DoConnect AI system and identify all external entities providing or consuming data.</w:t>
+        <w:t xml:space="preserve"> To visualize the ultimate boundary of the </w:t>
+      </w:r>
+      <w:proofErr w:type="spellStart"/>
+      <w:r>
+        <w:t>DoConnect</w:t>
+      </w:r>
+      <w:proofErr w:type="spellEnd"/>
+      <w:r>
+        <w:t xml:space="preserve"> AI system and identify all external entities providing or consuming data.</w:t>
       </w:r>
     </w:p>
     <w:p>
@@ -2660,7 +2945,15 @@
         <w:pStyle w:val="ImageCaption"/>
       </w:pPr>
       <w:r>
-        <w:t>Figure 3: Dfd Level 1</w:t>
+        <w:t xml:space="preserve">Figure 3: </w:t>
+      </w:r>
+      <w:proofErr w:type="spellStart"/>
+      <w:r>
+        <w:t>Dfd</w:t>
+      </w:r>
+      <w:proofErr w:type="spellEnd"/>
+      <w:r>
+        <w:t xml:space="preserve"> Level 1</w:t>
       </w:r>
     </w:p>
     <w:p>
@@ -2845,7 +3138,15 @@
         <w:t>Diagram Explanation:</w:t>
       </w:r>
       <w:r>
-        <w:t xml:space="preserve"> The diagram outlines a multi-node cloud topology. A reverse proxy (NGINX) sits at the edge, intercepting HTTPS traffic. It serves the statically built Vite/React assets from disk. For dynamic requests, it proxy-passes standard API traffic to the Java 21 container on port 8080, and upgrades WebSocket traffic to pass to the Java 21 container on port 8090. Both containers execute queries against a secured, internal MySQL 8 database node.</w:t>
+        <w:t xml:space="preserve"> The diagram outlines a multi-node cloud topology. A reverse proxy (NGINX) sits at the edge, intercepting HTTPS traffic. It serves the statically built Vite/React assets from disk. For dynamic requests, </w:t>
+      </w:r>
+      <w:proofErr w:type="gramStart"/>
+      <w:r>
+        <w:t>it</w:t>
+      </w:r>
+      <w:proofErr w:type="gramEnd"/>
+      <w:r>
+        <w:t xml:space="preserve"> proxy-passes standard API traffic to the Java 21 container on port 8080, and upgrades WebSocket traffic to pass to the Java 21 container on port 8090. Both containers execute queries against a secured, internal MySQL 8 database node.</w:t>
       </w:r>
     </w:p>
     <w:p>
@@ -2901,7 +3202,15 @@
         <w:pStyle w:val="FirstParagraph"/>
       </w:pPr>
       <w:r>
-        <w:t>By isolating the high-throughput, persistent WebSocket traffic from the core REST business logic, DoConnect AI achieves a resilient, enterprise-grade architecture. The Data Flow and Deployment diagrams confirm that this separation of concerns drastically improves the scalability and fault-tolerance of the platform, preparing it for significant concurrent user loads.</w:t>
+        <w:t xml:space="preserve">By isolating the high-throughput, persistent WebSocket traffic from the core REST business logic, </w:t>
+      </w:r>
+      <w:proofErr w:type="spellStart"/>
+      <w:r>
+        <w:t>DoConnect</w:t>
+      </w:r>
+      <w:proofErr w:type="spellEnd"/>
+      <w:r>
+        <w:t xml:space="preserve"> AI achieves a resilient, enterprise-grade architecture. The Data Flow and Deployment diagrams confirm that this separation of concerns drastically improves the scalability and fault-tolerance of the platform, preparing it for significant concurrent user loads.</w:t>
       </w:r>
     </w:p>
     <w:p>
@@ -2930,7 +3239,15 @@
         <w:pStyle w:val="FirstParagraph"/>
       </w:pPr>
       <w:r>
-        <w:t>The Low-Level Design (LLD) transitions from the macroscopic infrastructure views of Chapter 5 into the microscopic structural and behavioral blueprints of the application code. This chapter breaks down the exact Java classes, entity relationships, and algorithmic sequences that drive the core features of DoConnect AI.</w:t>
+        <w:t xml:space="preserve">The Low-Level Design (LLD) transitions from the macroscopic infrastructure views of Chapter 5 into the microscopic structural and behavioral blueprints of the application code. This chapter breaks down the exact Java classes, entity relationships, and algorithmic sequences that drive the core features of </w:t>
+      </w:r>
+      <w:proofErr w:type="spellStart"/>
+      <w:r>
+        <w:t>DoConnect</w:t>
+      </w:r>
+      <w:proofErr w:type="spellEnd"/>
+      <w:r>
+        <w:t xml:space="preserve"> AI.</w:t>
       </w:r>
     </w:p>
     <w:p>
@@ -3068,21 +3385,25 @@
       <w:r>
         <w:t xml:space="preserve"> class utilizes enumerations to manage complex state transitions: </w:t>
       </w:r>
+      <w:proofErr w:type="spellStart"/>
       <w:r>
         <w:rPr>
           <w:rStyle w:val="VerbatimChar"/>
         </w:rPr>
         <w:t>QuestionStatus</w:t>
       </w:r>
+      <w:proofErr w:type="spellEnd"/>
       <w:r>
         <w:t xml:space="preserve"> dictates visibility in the feed (OPEN, SOLVED), while </w:t>
       </w:r>
+      <w:proofErr w:type="spellStart"/>
       <w:r>
         <w:rPr>
           <w:rStyle w:val="VerbatimChar"/>
         </w:rPr>
         <w:t>ModerationStatus</w:t>
       </w:r>
+      <w:proofErr w:type="spellEnd"/>
       <w:r>
         <w:t xml:space="preserve"> dictates administrative quarantine (APPROVED, FLAGGED, REJECTED).</w:t>
       </w:r>
@@ -3114,14 +3435,24 @@
       <w:r>
         <w:t xml:space="preserve"> class features a strict </w:t>
       </w:r>
+      <w:proofErr w:type="spellStart"/>
       <w:r>
         <w:rPr>
           <w:rStyle w:val="VerbatimChar"/>
         </w:rPr>
         <w:t>aiGenerated</w:t>
       </w:r>
-      <w:r>
-        <w:t xml:space="preserve"> boolean. This is a critical design feature intended to maintain community transparency regarding human vs. machine-generated code solutions.</w:t>
+      <w:proofErr w:type="spellEnd"/>
+      <w:r>
+        <w:t xml:space="preserve"> </w:t>
+      </w:r>
+      <w:proofErr w:type="spellStart"/>
+      <w:r>
+        <w:t>boolean</w:t>
+      </w:r>
+      <w:proofErr w:type="spellEnd"/>
+      <w:r>
+        <w:t>. This is a critical design feature intended to maintain community transparency regarding human vs. machine-generated code solutions.</w:t>
       </w:r>
     </w:p>
     <w:p>
@@ -3140,7 +3471,15 @@
         <w:t>Design Decisions Shown:</w:t>
       </w:r>
       <w:r>
-        <w:t xml:space="preserve"> The use of Long identifiers for primary keys ensures massive row scalability. The bidirectional mapping via Spring Data JPA </w:t>
+        <w:t xml:space="preserve"> The use of </w:t>
+      </w:r>
+      <w:proofErr w:type="gramStart"/>
+      <w:r>
+        <w:t>Long</w:t>
+      </w:r>
+      <w:proofErr w:type="gramEnd"/>
+      <w:r>
+        <w:t xml:space="preserve"> identifiers for primary keys ensures massive row scalability. The bidirectional mapping via Spring Data JPA </w:t>
       </w:r>
       <w:r>
         <w:rPr>
@@ -3267,57 +3606,75 @@
       <w:r>
         <w:t xml:space="preserve"> The user submits a JSON payload to </w:t>
       </w:r>
-      <w:r>
-        <w:rPr>
-          <w:rStyle w:val="VerbatimChar"/>
-        </w:rPr>
-        <w:t>AuthController.login()</w:t>
+      <w:proofErr w:type="spellStart"/>
+      <w:r>
+        <w:rPr>
+          <w:rStyle w:val="VerbatimChar"/>
+        </w:rPr>
+        <w:t>AuthController.login</w:t>
+      </w:r>
+      <w:proofErr w:type="spellEnd"/>
+      <w:r>
+        <w:rPr>
+          <w:rStyle w:val="VerbatimChar"/>
+        </w:rPr>
+        <w:t>()</w:t>
       </w:r>
       <w:r>
         <w:t xml:space="preserve">. The </w:t>
       </w:r>
+      <w:proofErr w:type="spellStart"/>
       <w:r>
         <w:rPr>
           <w:rStyle w:val="VerbatimChar"/>
         </w:rPr>
         <w:t>AuthService</w:t>
       </w:r>
+      <w:proofErr w:type="spellEnd"/>
       <w:r>
         <w:t xml:space="preserve"> delegates the raw password and email to the Spring Security </w:t>
       </w:r>
+      <w:proofErr w:type="spellStart"/>
       <w:r>
         <w:rPr>
           <w:rStyle w:val="VerbatimChar"/>
         </w:rPr>
         <w:t>AuthenticationManager</w:t>
       </w:r>
+      <w:proofErr w:type="spellEnd"/>
       <w:r>
         <w:t xml:space="preserve">. The </w:t>
       </w:r>
+      <w:proofErr w:type="spellStart"/>
       <w:r>
         <w:rPr>
           <w:rStyle w:val="VerbatimChar"/>
         </w:rPr>
         <w:t>UserRepository</w:t>
       </w:r>
+      <w:proofErr w:type="spellEnd"/>
       <w:r>
         <w:t xml:space="preserve"> fetches the encoded password hash from MySQL. If the </w:t>
       </w:r>
+      <w:proofErr w:type="spellStart"/>
       <w:r>
         <w:rPr>
           <w:rStyle w:val="VerbatimChar"/>
         </w:rPr>
         <w:t>BCryptPasswordEncoder</w:t>
       </w:r>
+      <w:proofErr w:type="spellEnd"/>
       <w:r>
         <w:t xml:space="preserve"> verifies a match, the </w:t>
       </w:r>
+      <w:proofErr w:type="spellStart"/>
       <w:r>
         <w:rPr>
           <w:rStyle w:val="VerbatimChar"/>
         </w:rPr>
         <w:t>JwtService</w:t>
       </w:r>
+      <w:proofErr w:type="spellEnd"/>
       <w:r>
         <w:t xml:space="preserve"> constructs a JWT signed with an HS256 secret.</w:t>
       </w:r>
@@ -3341,12 +3698,14 @@
       <w:r>
         <w:t xml:space="preserve"> The heavy lifting is deferred to the framework’s </w:t>
       </w:r>
+      <w:proofErr w:type="spellStart"/>
       <w:r>
         <w:rPr>
           <w:rStyle w:val="VerbatimChar"/>
         </w:rPr>
         <w:t>AuthenticationManager</w:t>
       </w:r>
+      <w:proofErr w:type="spellEnd"/>
       <w:r>
         <w:t>, ensuring that timing-attacks and hash-collisions are mitigated by industry-standard cryptography rather than custom-built logic.</w:t>
       </w:r>
@@ -3417,11 +3776,27 @@
       <w:r>
         <w:t xml:space="preserve"> The explicit decision diamond evaluating “Email Exists?” during registration highlights a critical constraint: the system enforces strict email uniqueness at the repository level (</w:t>
       </w:r>
-      <w:r>
-        <w:rPr>
-          <w:rStyle w:val="VerbatimChar"/>
-        </w:rPr>
-        <w:t>existsByEmail()</w:t>
+      <w:proofErr w:type="spellStart"/>
+      <w:proofErr w:type="gramStart"/>
+      <w:r>
+        <w:rPr>
+          <w:rStyle w:val="VerbatimChar"/>
+        </w:rPr>
+        <w:t>existsByEmail</w:t>
+      </w:r>
+      <w:proofErr w:type="spellEnd"/>
+      <w:r>
+        <w:rPr>
+          <w:rStyle w:val="VerbatimChar"/>
+        </w:rPr>
+        <w:t>(</w:t>
+      </w:r>
+      <w:proofErr w:type="gramEnd"/>
+      <w:r>
+        <w:rPr>
+          <w:rStyle w:val="VerbatimChar"/>
+        </w:rPr>
+        <w:t>)</w:t>
       </w:r>
       <w:r>
         <w:t>) to prevent account duplication.</w:t>
@@ -3534,21 +3909,25 @@
       <w:r>
         <w:t xml:space="preserve"> When the </w:t>
       </w:r>
+      <w:proofErr w:type="spellStart"/>
       <w:r>
         <w:rPr>
           <w:rStyle w:val="VerbatimChar"/>
         </w:rPr>
         <w:t>AnswerService</w:t>
       </w:r>
+      <w:proofErr w:type="spellEnd"/>
       <w:r>
         <w:t xml:space="preserve"> successfully persists a new answer to the database, it asynchronously triggers the </w:t>
       </w:r>
+      <w:proofErr w:type="spellStart"/>
       <w:r>
         <w:rPr>
           <w:rStyle w:val="VerbatimChar"/>
         </w:rPr>
         <w:t>NotificationClient</w:t>
       </w:r>
+      <w:proofErr w:type="spellEnd"/>
       <w:r>
         <w:t xml:space="preserve">. This client fires an internal HTTP POST request to the Chat Microservice’s </w:t>
       </w:r>
@@ -3589,21 +3968,25 @@
       <w:r>
         <w:t xml:space="preserve"> header. The </w:t>
       </w:r>
+      <w:proofErr w:type="spellStart"/>
       <w:r>
         <w:rPr>
           <w:rStyle w:val="VerbatimChar"/>
         </w:rPr>
         <w:t>InternalNotificationController</w:t>
       </w:r>
+      <w:proofErr w:type="spellEnd"/>
       <w:r>
         <w:t xml:space="preserve"> verifies this token, then utilizes the </w:t>
       </w:r>
+      <w:proofErr w:type="spellStart"/>
       <w:r>
         <w:rPr>
           <w:rStyle w:val="VerbatimChar"/>
         </w:rPr>
         <w:t>SimpMessagingTemplate</w:t>
       </w:r>
+      <w:proofErr w:type="spellEnd"/>
       <w:r>
         <w:t xml:space="preserve"> to push the notification payload to a specific user’s STOMP queue (e.g., </w:t>
       </w:r>
@@ -3716,26 +4099,44 @@
         <w:rPr>
           <w:rStyle w:val="VerbatimChar"/>
         </w:rPr>
-        <w:t>/api/ai/recommendations/similar/{id}</w:t>
+        <w:t>/</w:t>
+      </w:r>
+      <w:proofErr w:type="spellStart"/>
+      <w:r>
+        <w:rPr>
+          <w:rStyle w:val="VerbatimChar"/>
+        </w:rPr>
+        <w:t>api</w:t>
+      </w:r>
+      <w:proofErr w:type="spellEnd"/>
+      <w:r>
+        <w:rPr>
+          <w:rStyle w:val="VerbatimChar"/>
+        </w:rPr>
+        <w:t>/ai/recommendations/similar/{id}</w:t>
       </w:r>
       <w:r>
         <w:t xml:space="preserve"> endpoint. The </w:t>
       </w:r>
+      <w:proofErr w:type="spellStart"/>
       <w:r>
         <w:rPr>
           <w:rStyle w:val="VerbatimChar"/>
         </w:rPr>
         <w:t>RecommendationService</w:t>
       </w:r>
+      <w:proofErr w:type="spellEnd"/>
       <w:r>
         <w:t xml:space="preserve"> fetches the target question and a subset of recent forum activity. It constructs a prompt instructing the Gemini API to perform a semantic similarity comparison against the titles and bodies. Gemini returns a JSON array of database IDs representing semantically equivalent questions. The service then queries MySQL for those specific IDs, mapping them to </w:t>
       </w:r>
+      <w:proofErr w:type="spellStart"/>
       <w:r>
         <w:rPr>
           <w:rStyle w:val="VerbatimChar"/>
         </w:rPr>
         <w:t>QuestionResponse</w:t>
       </w:r>
+      <w:proofErr w:type="spellEnd"/>
       <w:r>
         <w:t xml:space="preserve"> DTOs, which are displayed as a “Related Questions” panel. This workflow prevents users from opening new duplicate threads by immediately highlighting existing solutions.</w:t>
       </w:r>
@@ -3756,7 +4157,15 @@
         <w:pStyle w:val="FirstParagraph"/>
       </w:pPr>
       <w:r>
-        <w:t>The Low-Level Design confirms that the DoConnect AI codebase relies on rigorous object-oriented principles and strict boundary enforcement. By heavily leveraging Spring Security for identity management, STOMP for asynchronous delivery, and sophisticated semantic matching workflows, the underlying class architecture supports a highly interactive, state-of-the-art developer experience while remaining resilient to internal failures.</w:t>
+        <w:t xml:space="preserve">The Low-Level Design confirms that the </w:t>
+      </w:r>
+      <w:proofErr w:type="spellStart"/>
+      <w:r>
+        <w:t>DoConnect</w:t>
+      </w:r>
+      <w:proofErr w:type="spellEnd"/>
+      <w:r>
+        <w:t xml:space="preserve"> AI codebase relies on rigorous object-oriented principles and strict boundary enforcement. By heavily leveraging Spring Security for identity management, STOMP for asynchronous delivery, and sophisticated semantic matching workflows, the underlying class architecture supports a highly interactive, state-of-the-art developer experience while remaining resilient to internal failures.</w:t>
       </w:r>
     </w:p>
     <w:p>
@@ -3784,7 +4193,15 @@
         <w:pStyle w:val="FirstParagraph"/>
       </w:pPr>
       <w:r>
-        <w:t>The foundation of any robust application is its data storage layer. DoConnect AI employs MySQL 8+, a highly performant relational database management system, to ensure ACID compliance (Atomicity, Consistency, Isolation, Durability) across all user interactions and community generated content.</w:t>
+        <w:t xml:space="preserve">The foundation of any robust application is its data storage layer. </w:t>
+      </w:r>
+      <w:proofErr w:type="spellStart"/>
+      <w:r>
+        <w:t>DoConnect</w:t>
+      </w:r>
+      <w:proofErr w:type="spellEnd"/>
+      <w:r>
+        <w:t xml:space="preserve"> AI employs MySQL 8+, a highly performant relational database management system, to ensure ACID compliance (Atomicity, Consistency, Isolation, Durability) across all user interactions and community generated content.</w:t>
       </w:r>
     </w:p>
     <w:p>
@@ -3974,7 +4391,23 @@
         <w:t>QUESTION</w:t>
       </w:r>
       <w:r>
-        <w:t xml:space="preserve"> is Many-to-Many (M:N). Since a relational database cannot natively store an M:N link without duplicating data, the physical implementation requires a junction table.</w:t>
+        <w:t xml:space="preserve"> is Many-to-Many (</w:t>
+      </w:r>
+      <w:proofErr w:type="gramStart"/>
+      <w:r>
+        <w:t>M:N</w:t>
+      </w:r>
+      <w:proofErr w:type="gramEnd"/>
+      <w:r>
+        <w:t xml:space="preserve">). Since a relational database cannot natively store an </w:t>
+      </w:r>
+      <w:proofErr w:type="gramStart"/>
+      <w:r>
+        <w:t>M:N</w:t>
+      </w:r>
+      <w:proofErr w:type="gramEnd"/>
+      <w:r>
+        <w:t xml:space="preserve"> link without duplicating data, the physical implementation requires a junction table.</w:t>
       </w:r>
     </w:p>
     <w:p>
@@ -3995,12 +4428,14 @@
       <w:r>
         <w:t xml:space="preserve"> The inclusion of </w:t>
       </w:r>
+      <w:proofErr w:type="spellStart"/>
       <w:r>
         <w:rPr>
           <w:rStyle w:val="VerbatimChar"/>
         </w:rPr>
         <w:t>ai_generated</w:t>
       </w:r>
+      <w:proofErr w:type="spellEnd"/>
       <w:r>
         <w:t xml:space="preserve"> inside the </w:t>
       </w:r>
@@ -4075,14 +4510,30 @@
       <w:r>
         <w:t xml:space="preserve"> Passwords are never stored in plaintext; a </w:t>
       </w:r>
-      <w:r>
-        <w:rPr>
-          <w:rStyle w:val="VerbatimChar"/>
-        </w:rPr>
-        <w:t>VARCHAR(255)</w:t>
-      </w:r>
-      <w:r>
-        <w:t xml:space="preserve"> allocation ensures ample space for 60-character BCrypt hashes.</w:t>
+      <w:proofErr w:type="gramStart"/>
+      <w:r>
+        <w:rPr>
+          <w:rStyle w:val="VerbatimChar"/>
+        </w:rPr>
+        <w:t>VARCHAR(</w:t>
+      </w:r>
+      <w:proofErr w:type="gramEnd"/>
+      <w:r>
+        <w:rPr>
+          <w:rStyle w:val="VerbatimChar"/>
+        </w:rPr>
+        <w:t>255)</w:t>
+      </w:r>
+      <w:r>
+        <w:t xml:space="preserve"> allocation ensures ample space for 60-character </w:t>
+      </w:r>
+      <w:proofErr w:type="spellStart"/>
+      <w:r>
+        <w:t>BCrypt</w:t>
+      </w:r>
+      <w:proofErr w:type="spellEnd"/>
+      <w:r>
+        <w:t xml:space="preserve"> hashes.</w:t>
       </w:r>
     </w:p>
     <w:p>
@@ -4277,8 +4728,13 @@
             <w:pPr>
               <w:pStyle w:val="Compact"/>
             </w:pPr>
-            <w:r>
-              <w:t>VARCHAR(255)</w:t>
+            <w:proofErr w:type="gramStart"/>
+            <w:r>
+              <w:t>VARCHAR(</w:t>
+            </w:r>
+            <w:proofErr w:type="gramEnd"/>
+            <w:r>
+              <w:t>255)</w:t>
             </w:r>
           </w:p>
         </w:tc>
@@ -4347,8 +4803,13 @@
             <w:pPr>
               <w:pStyle w:val="Compact"/>
             </w:pPr>
-            <w:r>
-              <w:t>VARCHAR(255)</w:t>
+            <w:proofErr w:type="gramStart"/>
+            <w:r>
+              <w:t>VARCHAR(</w:t>
+            </w:r>
+            <w:proofErr w:type="gramEnd"/>
+            <w:r>
+              <w:t>255)</w:t>
             </w:r>
           </w:p>
         </w:tc>
@@ -4398,12 +4859,14 @@
             <w:pPr>
               <w:pStyle w:val="Compact"/>
             </w:pPr>
+            <w:proofErr w:type="spellStart"/>
             <w:r>
               <w:rPr>
                 <w:rStyle w:val="VerbatimChar"/>
               </w:rPr>
               <w:t>password_hash</w:t>
             </w:r>
+            <w:proofErr w:type="spellEnd"/>
           </w:p>
         </w:tc>
         <w:tc>
@@ -4414,8 +4877,13 @@
             <w:pPr>
               <w:pStyle w:val="Compact"/>
             </w:pPr>
-            <w:r>
-              <w:t>VARCHAR(255)</w:t>
+            <w:proofErr w:type="gramStart"/>
+            <w:r>
+              <w:t>VARCHAR(</w:t>
+            </w:r>
+            <w:proofErr w:type="gramEnd"/>
+            <w:r>
+              <w:t>255)</w:t>
             </w:r>
           </w:p>
         </w:tc>
@@ -4481,8 +4949,13 @@
             <w:pPr>
               <w:pStyle w:val="Compact"/>
             </w:pPr>
-            <w:r>
-              <w:t>VARCHAR(50)</w:t>
+            <w:proofErr w:type="gramStart"/>
+            <w:r>
+              <w:t>VARCHAR(</w:t>
+            </w:r>
+            <w:proofErr w:type="gramEnd"/>
+            <w:r>
+              <w:t>50)</w:t>
             </w:r>
           </w:p>
         </w:tc>
@@ -4518,7 +4991,15 @@
               <w:pStyle w:val="Compact"/>
             </w:pPr>
             <w:r>
-              <w:t>System role mapping to Spring Security GrantedAuthorities.</w:t>
+              <w:t xml:space="preserve">System role mapping to Spring Security </w:t>
+            </w:r>
+            <w:proofErr w:type="spellStart"/>
+            <w:r>
+              <w:t>GrantedAuthorities</w:t>
+            </w:r>
+            <w:proofErr w:type="spellEnd"/>
+            <w:r>
+              <w:t>.</w:t>
             </w:r>
           </w:p>
         </w:tc>
@@ -4771,12 +5252,14 @@
             <w:pPr>
               <w:pStyle w:val="Compact"/>
             </w:pPr>
+            <w:proofErr w:type="spellStart"/>
             <w:r>
               <w:rPr>
                 <w:rStyle w:val="VerbatimChar"/>
               </w:rPr>
               <w:t>author_id</w:t>
             </w:r>
+            <w:proofErr w:type="spellEnd"/>
           </w:p>
         </w:tc>
         <w:tc>
@@ -4868,8 +5351,13 @@
             <w:pPr>
               <w:pStyle w:val="Compact"/>
             </w:pPr>
-            <w:r>
-              <w:t>VARCHAR(255)</w:t>
+            <w:proofErr w:type="gramStart"/>
+            <w:r>
+              <w:t>VARCHAR(</w:t>
+            </w:r>
+            <w:proofErr w:type="gramEnd"/>
+            <w:r>
+              <w:t>255)</w:t>
             </w:r>
           </w:p>
         </w:tc>
@@ -5002,8 +5490,13 @@
             <w:pPr>
               <w:pStyle w:val="Compact"/>
             </w:pPr>
-            <w:r>
-              <w:t>VARCHAR(50)</w:t>
+            <w:proofErr w:type="gramStart"/>
+            <w:r>
+              <w:t>VARCHAR(</w:t>
+            </w:r>
+            <w:proofErr w:type="gramEnd"/>
+            <w:r>
+              <w:t>50)</w:t>
             </w:r>
           </w:p>
         </w:tc>
@@ -5053,12 +5546,14 @@
             <w:pPr>
               <w:pStyle w:val="Compact"/>
             </w:pPr>
+            <w:proofErr w:type="spellStart"/>
             <w:r>
               <w:rPr>
                 <w:rStyle w:val="VerbatimChar"/>
               </w:rPr>
               <w:t>moderation_status</w:t>
             </w:r>
+            <w:proofErr w:type="spellEnd"/>
           </w:p>
         </w:tc>
         <w:tc>
@@ -5069,8 +5564,13 @@
             <w:pPr>
               <w:pStyle w:val="Compact"/>
             </w:pPr>
-            <w:r>
-              <w:t>VARCHAR(50)</w:t>
+            <w:proofErr w:type="gramStart"/>
+            <w:r>
+              <w:t>VARCHAR(</w:t>
+            </w:r>
+            <w:proofErr w:type="gramEnd"/>
+            <w:r>
+              <w:t>50)</w:t>
             </w:r>
           </w:p>
         </w:tc>
@@ -5120,12 +5620,14 @@
             <w:pPr>
               <w:pStyle w:val="Compact"/>
             </w:pPr>
+            <w:proofErr w:type="spellStart"/>
             <w:r>
               <w:rPr>
                 <w:rStyle w:val="VerbatimChar"/>
               </w:rPr>
               <w:t>accepted_answer_id</w:t>
             </w:r>
+            <w:proofErr w:type="spellEnd"/>
           </w:p>
         </w:tc>
         <w:tc>
@@ -5234,14 +5736,24 @@
       <w:r>
         <w:t xml:space="preserve"> By indexing </w:t>
       </w:r>
+      <w:proofErr w:type="spellStart"/>
       <w:r>
         <w:rPr>
           <w:rStyle w:val="VerbatimChar"/>
         </w:rPr>
         <w:t>question_id</w:t>
       </w:r>
-      <w:r>
-        <w:t>, queries fetching a question thread (which load all associated answers) remain O(log N) rather than degrading to full table scans as the dataset grows into the millions of rows.</w:t>
+      <w:proofErr w:type="spellEnd"/>
+      <w:r>
+        <w:t xml:space="preserve">, queries fetching a question thread (which load all associated answers) remain </w:t>
+      </w:r>
+      <w:proofErr w:type="gramStart"/>
+      <w:r>
+        <w:t>O(</w:t>
+      </w:r>
+      <w:proofErr w:type="gramEnd"/>
+      <w:r>
+        <w:t>log N) rather than degrading to full table scans as the dataset grows into the millions of rows.</w:t>
       </w:r>
     </w:p>
     <w:p>
@@ -5420,12 +5932,14 @@
             <w:pPr>
               <w:pStyle w:val="Compact"/>
             </w:pPr>
+            <w:proofErr w:type="spellStart"/>
             <w:r>
               <w:rPr>
                 <w:rStyle w:val="VerbatimChar"/>
               </w:rPr>
               <w:t>question_id</w:t>
             </w:r>
+            <w:proofErr w:type="spellEnd"/>
           </w:p>
         </w:tc>
         <w:tc>
@@ -5499,12 +6013,14 @@
             <w:pPr>
               <w:pStyle w:val="Compact"/>
             </w:pPr>
+            <w:proofErr w:type="spellStart"/>
             <w:r>
               <w:rPr>
                 <w:rStyle w:val="VerbatimChar"/>
               </w:rPr>
               <w:t>author_id</w:t>
             </w:r>
+            <w:proofErr w:type="spellEnd"/>
           </w:p>
         </w:tc>
         <w:tc>
@@ -5716,6 +6232,7 @@
             <w:pPr>
               <w:pStyle w:val="Compact"/>
             </w:pPr>
+            <w:proofErr w:type="spellStart"/>
             <w:r>
               <w:rPr>
                 <w:rStyle w:val="VerbatimChar"/>
@@ -5723,6 +6240,7 @@
               <w:lastRenderedPageBreak/>
               <w:t>ai_generated</w:t>
             </w:r>
+            <w:proofErr w:type="spellEnd"/>
           </w:p>
         </w:tc>
         <w:tc>
@@ -5785,12 +6303,14 @@
       <w:r>
         <w:t>7.3.4 Junction Table (</w:t>
       </w:r>
+      <w:proofErr w:type="spellStart"/>
       <w:r>
         <w:rPr>
           <w:rStyle w:val="VerbatimChar"/>
         </w:rPr>
         <w:t>question_tags</w:t>
       </w:r>
+      <w:proofErr w:type="spellEnd"/>
       <w:r>
         <w:t>)</w:t>
       </w:r>
@@ -5807,7 +6327,15 @@
         <w:t>Purpose:</w:t>
       </w:r>
       <w:r>
-        <w:t xml:space="preserve"> Resolves the M:N relationship between Questions and Tags. </w:t>
+        <w:t xml:space="preserve"> Resolves the </w:t>
+      </w:r>
+      <w:proofErr w:type="gramStart"/>
+      <w:r>
+        <w:t>M:N</w:t>
+      </w:r>
+      <w:proofErr w:type="gramEnd"/>
+      <w:r>
+        <w:t xml:space="preserve"> relationship between Questions and Tags. </w:t>
       </w:r>
       <w:r>
         <w:rPr>
@@ -5926,12 +6454,14 @@
             <w:pPr>
               <w:pStyle w:val="Compact"/>
             </w:pPr>
+            <w:proofErr w:type="spellStart"/>
             <w:r>
               <w:rPr>
                 <w:rStyle w:val="VerbatimChar"/>
               </w:rPr>
               <w:t>question_id</w:t>
             </w:r>
+            <w:proofErr w:type="spellEnd"/>
           </w:p>
         </w:tc>
         <w:tc>
@@ -6005,12 +6535,14 @@
             <w:pPr>
               <w:pStyle w:val="Compact"/>
             </w:pPr>
+            <w:proofErr w:type="spellStart"/>
             <w:r>
               <w:rPr>
                 <w:rStyle w:val="VerbatimChar"/>
               </w:rPr>
               <w:t>tag_id</w:t>
             </w:r>
+            <w:proofErr w:type="spellEnd"/>
           </w:p>
         </w:tc>
         <w:tc>
@@ -6092,7 +6624,15 @@
         <w:pStyle w:val="FirstParagraph"/>
       </w:pPr>
       <w:r>
-        <w:t>The rigorous physical schema deployed by DoConnect AI ensures deep structural integrity. The use of composite junction tables, strict foreign key constraints, and dedicated indexing guarantees that as the forum accumulates years of technical history, data corruption remains mathematically impossible and query performance remains exceptionally fast.</w:t>
+        <w:t xml:space="preserve">The rigorous physical schema deployed by </w:t>
+      </w:r>
+      <w:proofErr w:type="spellStart"/>
+      <w:r>
+        <w:t>DoConnect</w:t>
+      </w:r>
+      <w:proofErr w:type="spellEnd"/>
+      <w:r>
+        <w:t xml:space="preserve"> AI ensures deep structural integrity. The use of composite junction tables, strict foreign key constraints, and dedicated indexing guarantees that as the forum accumulates years of technical history, data corruption remains mathematically impossible and query performance remains exceptionally fast.</w:t>
       </w:r>
     </w:p>
     <w:p>
@@ -6120,7 +6660,15 @@
         <w:pStyle w:val="FirstParagraph"/>
       </w:pPr>
       <w:r>
-        <w:t>This chapter bridges the gap between theoretical Low-Level Design (LLD) and practical engineering execution. It details the exact code constructs, security layers, and library implementations that constitute the DoConnect AI platform, verifying that the architectural constraints were successfully translated into actual software.</w:t>
+        <w:t xml:space="preserve">This chapter bridges the gap between theoretical Low-Level Design (LLD) and practical engineering execution. It details the exact code constructs, security layers, and library implementations that constitute the </w:t>
+      </w:r>
+      <w:proofErr w:type="spellStart"/>
+      <w:r>
+        <w:t>DoConnect</w:t>
+      </w:r>
+      <w:proofErr w:type="spellEnd"/>
+      <w:r>
+        <w:t xml:space="preserve"> AI platform, verifying that the architectural constraints were successfully translated into actual software.</w:t>
       </w:r>
     </w:p>
     <w:p>
@@ -6199,12 +6747,14 @@
       <w:r>
         <w:t xml:space="preserve"> relies on Spring Security’s </w:t>
       </w:r>
+      <w:proofErr w:type="spellStart"/>
       <w:r>
         <w:rPr>
           <w:rStyle w:val="VerbatimChar"/>
         </w:rPr>
         <w:t>AuthenticationManager</w:t>
       </w:r>
+      <w:proofErr w:type="spellEnd"/>
       <w:r>
         <w:t xml:space="preserve">. When a user submits credentials to </w:t>
       </w:r>
@@ -6215,23 +6765,43 @@
         <w:t>@PostMapping("/login")</w:t>
       </w:r>
       <w:r>
-        <w:t xml:space="preserve">, the manager verifies the raw password against the BCrypt hash stored in MySQL. Upon success, </w:t>
-      </w:r>
-      <w:r>
-        <w:rPr>
-          <w:rStyle w:val="VerbatimChar"/>
-        </w:rPr>
-        <w:t>JwtService.generateToken(User)</w:t>
+        <w:t xml:space="preserve">, the manager verifies the raw password against the </w:t>
+      </w:r>
+      <w:proofErr w:type="spellStart"/>
+      <w:r>
+        <w:t>BCrypt</w:t>
+      </w:r>
+      <w:proofErr w:type="spellEnd"/>
+      <w:r>
+        <w:t xml:space="preserve"> hash stored in MySQL. Upon success, </w:t>
+      </w:r>
+      <w:proofErr w:type="spellStart"/>
+      <w:r>
+        <w:rPr>
+          <w:rStyle w:val="VerbatimChar"/>
+        </w:rPr>
+        <w:t>JwtService.generateToken</w:t>
+      </w:r>
+      <w:proofErr w:type="spellEnd"/>
+      <w:r>
+        <w:rPr>
+          <w:rStyle w:val="VerbatimChar"/>
+        </w:rPr>
+        <w:t>(User)</w:t>
       </w:r>
       <w:r>
         <w:t xml:space="preserve"> executes. It signs the token using the HMAC SHA-256 algorithm and a 256-bit secret key loaded from </w:t>
       </w:r>
+      <w:proofErr w:type="spellStart"/>
+      <w:proofErr w:type="gramStart"/>
       <w:r>
         <w:rPr>
           <w:rStyle w:val="VerbatimChar"/>
         </w:rPr>
         <w:t>application.properties</w:t>
       </w:r>
+      <w:proofErr w:type="spellEnd"/>
+      <w:proofErr w:type="gramEnd"/>
       <w:r>
         <w:t>.</w:t>
       </w:r>
@@ -6254,21 +6824,25 @@
       <w:r>
         <w:t xml:space="preserve"> A custom </w:t>
       </w:r>
+      <w:proofErr w:type="spellStart"/>
       <w:r>
         <w:rPr>
           <w:rStyle w:val="VerbatimChar"/>
         </w:rPr>
         <w:t>JwtAuthenticationFilter</w:t>
       </w:r>
+      <w:proofErr w:type="spellEnd"/>
       <w:r>
         <w:t xml:space="preserve"> intercepts every incoming HTTP request extending </w:t>
       </w:r>
+      <w:proofErr w:type="spellStart"/>
       <w:r>
         <w:rPr>
           <w:rStyle w:val="VerbatimChar"/>
         </w:rPr>
         <w:t>OncePerRequestFilter</w:t>
       </w:r>
+      <w:proofErr w:type="spellEnd"/>
       <w:r>
         <w:t xml:space="preserve">. It extracts the </w:t>
       </w:r>
@@ -6281,12 +6855,14 @@
       <w:r>
         <w:t xml:space="preserve"> header, validates the signature, and populates the </w:t>
       </w:r>
+      <w:proofErr w:type="spellStart"/>
       <w:r>
         <w:rPr>
           <w:rStyle w:val="VerbatimChar"/>
         </w:rPr>
         <w:t>SecurityContextHolder</w:t>
       </w:r>
+      <w:proofErr w:type="spellEnd"/>
       <w:r>
         <w:t>.</w:t>
       </w:r>
@@ -6357,6 +6933,7 @@
       <w:r>
         <w:t xml:space="preserve"> By abstracting the AI calls into specific service layers (</w:t>
       </w:r>
+      <w:proofErr w:type="gramStart"/>
       <w:r>
         <w:rPr>
           <w:rStyle w:val="VerbatimChar"/>
@@ -6364,7 +6941,11 @@
         <w:t>AiModerationService.java</w:t>
       </w:r>
       <w:r>
-        <w:t xml:space="preserve"> ), the core forum CRUD logic remains completely decoupled from third-party vendor APIs.</w:t>
+        <w:t xml:space="preserve"> )</w:t>
+      </w:r>
+      <w:proofErr w:type="gramEnd"/>
+      <w:r>
+        <w:t>, the core forum CRUD logic remains completely decoupled from third-party vendor APIs.</w:t>
       </w:r>
     </w:p>
     <w:p>
@@ -6385,12 +6966,14 @@
       <w:r>
         <w:t xml:space="preserve"> When a user clicks “Predict Tags” on the frontend, a payload hits </w:t>
       </w:r>
+      <w:proofErr w:type="spellStart"/>
       <w:r>
         <w:rPr>
           <w:rStyle w:val="VerbatimChar"/>
         </w:rPr>
         <w:t>RecommendationController</w:t>
       </w:r>
+      <w:proofErr w:type="spellEnd"/>
       <w:r>
         <w:t xml:space="preserve">. The service constructs a rigid system prompt demanding JSON output, appends the user’s question, and executes a synchronous HTTP POST to </w:t>
       </w:r>
@@ -6403,12 +6986,14 @@
       <w:r>
         <w:t xml:space="preserve">. The response string is piped through a Jackson </w:t>
       </w:r>
+      <w:proofErr w:type="spellStart"/>
       <w:r>
         <w:rPr>
           <w:rStyle w:val="VerbatimChar"/>
         </w:rPr>
         <w:t>ObjectMapper</w:t>
       </w:r>
+      <w:proofErr w:type="spellEnd"/>
       <w:r>
         <w:t xml:space="preserve"> to deserialize the JSON array into a Java </w:t>
       </w:r>
@@ -6440,11 +7025,33 @@
       <w:r>
         <w:t xml:space="preserve"> To mitigate duplicate knowledge silos, the system utilizes the </w:t>
       </w:r>
-      <w:r>
-        <w:rPr>
-          <w:rStyle w:val="VerbatimChar"/>
-        </w:rPr>
-        <w:t>RecommendationController.similarQuestions(@PathVariable Long questionId)</w:t>
+      <w:proofErr w:type="spellStart"/>
+      <w:r>
+        <w:rPr>
+          <w:rStyle w:val="VerbatimChar"/>
+        </w:rPr>
+        <w:t>RecommendationController.similarQuestions</w:t>
+      </w:r>
+      <w:proofErr w:type="spellEnd"/>
+      <w:r>
+        <w:rPr>
+          <w:rStyle w:val="VerbatimChar"/>
+        </w:rPr>
+        <w:t xml:space="preserve">(@PathVariable Long </w:t>
+      </w:r>
+      <w:proofErr w:type="spellStart"/>
+      <w:r>
+        <w:rPr>
+          <w:rStyle w:val="VerbatimChar"/>
+        </w:rPr>
+        <w:t>questionId</w:t>
+      </w:r>
+      <w:proofErr w:type="spellEnd"/>
+      <w:r>
+        <w:rPr>
+          <w:rStyle w:val="VerbatimChar"/>
+        </w:rPr>
+        <w:t>)</w:t>
       </w:r>
       <w:r>
         <w:t xml:space="preserve"> endpoint. Unlike traditional SQL </w:t>
@@ -6468,12 +7075,14 @@
       <w:r>
         <w:t xml:space="preserve"> of the question. The </w:t>
       </w:r>
+      <w:proofErr w:type="spellStart"/>
       <w:r>
         <w:rPr>
           <w:rStyle w:val="VerbatimChar"/>
         </w:rPr>
         <w:t>RecommendationService</w:t>
       </w:r>
+      <w:proofErr w:type="spellEnd"/>
       <w:r>
         <w:t xml:space="preserve"> feeds the target question alongside a context array of other recent questions into the Gemini model. Gemini acts as an inference engine, identifying semantically similar discussions (e.g., matching “How to connect DB” with “JDBC configuration issues”). The LLM returns an array of matching database IDs, which the service resolves into concrete DTOs for the frontend.</w:t>
       </w:r>
@@ -6572,12 +7181,14 @@
       <w:r>
         <w:t xml:space="preserve"> class implementing </w:t>
       </w:r>
+      <w:proofErr w:type="spellStart"/>
       <w:r>
         <w:rPr>
           <w:rStyle w:val="VerbatimChar"/>
         </w:rPr>
         <w:t>WebSocketMessageBrokerConfigurer</w:t>
       </w:r>
+      <w:proofErr w:type="spellEnd"/>
       <w:r>
         <w:t>. It registers a STOMP endpoint (</w:t>
       </w:r>
@@ -6585,17 +7196,33 @@
         <w:rPr>
           <w:rStyle w:val="VerbatimChar"/>
         </w:rPr>
-        <w:t>/ws-chat</w:t>
+        <w:t>/</w:t>
+      </w:r>
+      <w:proofErr w:type="spellStart"/>
+      <w:r>
+        <w:rPr>
+          <w:rStyle w:val="VerbatimChar"/>
+        </w:rPr>
+        <w:t>ws</w:t>
+      </w:r>
+      <w:proofErr w:type="spellEnd"/>
+      <w:r>
+        <w:rPr>
+          <w:rStyle w:val="VerbatimChar"/>
+        </w:rPr>
+        <w:t>-chat</w:t>
       </w:r>
       <w:r>
         <w:t xml:space="preserve">) and enables an in-memory </w:t>
       </w:r>
+      <w:proofErr w:type="spellStart"/>
       <w:r>
         <w:rPr>
           <w:rStyle w:val="VerbatimChar"/>
         </w:rPr>
         <w:t>SimpleMessageBroker</w:t>
       </w:r>
+      <w:proofErr w:type="spellEnd"/>
       <w:r>
         <w:t xml:space="preserve"> routing </w:t>
       </w:r>
@@ -6645,11 +7272,33 @@
       <w:r>
         <w:t xml:space="preserve"> header, then calls </w:t>
       </w:r>
-      <w:r>
-        <w:rPr>
-          <w:rStyle w:val="VerbatimChar"/>
-        </w:rPr>
-        <w:t>messagingTemplate.convertAndSendToUser(userId, "/queue/notifications", payload)</w:t>
+      <w:proofErr w:type="spellStart"/>
+      <w:r>
+        <w:rPr>
+          <w:rStyle w:val="VerbatimChar"/>
+        </w:rPr>
+        <w:t>messagingTemplate.convertAndSendToUser</w:t>
+      </w:r>
+      <w:proofErr w:type="spellEnd"/>
+      <w:r>
+        <w:rPr>
+          <w:rStyle w:val="VerbatimChar"/>
+        </w:rPr>
+        <w:t>(</w:t>
+      </w:r>
+      <w:proofErr w:type="spellStart"/>
+      <w:r>
+        <w:rPr>
+          <w:rStyle w:val="VerbatimChar"/>
+        </w:rPr>
+        <w:t>userId</w:t>
+      </w:r>
+      <w:proofErr w:type="spellEnd"/>
+      <w:r>
+        <w:rPr>
+          <w:rStyle w:val="VerbatimChar"/>
+        </w:rPr>
+        <w:t>, "/queue/notifications", payload)</w:t>
       </w:r>
       <w:r>
         <w:t>. The STOMP broker translates this into a WebSocket frame pushed to the specific user’s browser.</w:t>
@@ -6671,7 +7320,15 @@
         <w:t>Advantages:</w:t>
       </w:r>
       <w:r>
-        <w:t xml:space="preserve"> This hybrid approach combines the reliability of REST for inter-service signaling with the real-time push capabilities of WebSockets, ensuring notifications are delivered with millisecond latency.</w:t>
+        <w:t xml:space="preserve"> This hybrid approach combines the reliability of REST for inter-service signaling with the real-time push capabilities of </w:t>
+      </w:r>
+      <w:proofErr w:type="spellStart"/>
+      <w:r>
+        <w:t>WebSockets</w:t>
+      </w:r>
+      <w:proofErr w:type="spellEnd"/>
+      <w:r>
+        <w:t>, ensuring notifications are delivered with millisecond latency.</w:t>
       </w:r>
     </w:p>
     <w:p>
@@ -6690,17 +7347,513 @@
         <w:t>Future Scalability:</w:t>
       </w:r>
       <w:r>
-        <w:t xml:space="preserve"> If DoConnect AI surpasses 50,000 concurrent WebSocket connections, the JVM’s memory limitations for the </w:t>
-      </w:r>
+        <w:t xml:space="preserve"> If </w:t>
+      </w:r>
+      <w:proofErr w:type="spellStart"/>
+      <w:r>
+        <w:t>DoConnect</w:t>
+      </w:r>
+      <w:proofErr w:type="spellEnd"/>
+      <w:r>
+        <w:t xml:space="preserve"> AI surpasses 50,000 concurrent WebSocket connections, the JVM’s memory limitations for the </w:t>
+      </w:r>
+      <w:proofErr w:type="spellStart"/>
       <w:r>
         <w:rPr>
           <w:rStyle w:val="VerbatimChar"/>
         </w:rPr>
         <w:t>SimpleMessageBroker</w:t>
       </w:r>
+      <w:proofErr w:type="spellEnd"/>
       <w:r>
         <w:t xml:space="preserve"> will become a bottleneck. Upgrading to a distributed Redis Pub/Sub backplane will be required.</w:t>
       </w:r>
+    </w:p>
+    <w:p>
+      <w:pPr>
+        <w:pStyle w:val="Heading2"/>
+      </w:pPr>
+      <w:r>
+        <w:t>8.</w:t>
+      </w:r>
+      <w:r>
+        <w:t>5</w:t>
+      </w:r>
+      <w:r>
+        <w:t xml:space="preserve"> </w:t>
+      </w:r>
+      <w:r>
+        <w:t>Application Logging Strategy</w:t>
+      </w:r>
+    </w:p>
+    <w:p>
+      <w:pPr>
+        <w:pStyle w:val="Compact"/>
+        <w:rPr>
+          <w:lang w:val="en-IN"/>
+        </w:rPr>
+      </w:pPr>
+      <w:r>
+        <w:rPr>
+          <w:b/>
+          <w:bCs/>
+          <w:lang w:val="en-IN"/>
+        </w:rPr>
+        <w:t>Application Logging Strategy</w:t>
+      </w:r>
+      <w:r>
+        <w:rPr>
+          <w:lang w:val="en-IN"/>
+        </w:rPr>
+        <w:t> To ensure the application remains maintainable and observable in a production-like environment, a comprehensive logging strategy was implemented across the backend microservices. The project utilizes </w:t>
+      </w:r>
+      <w:r>
+        <w:rPr>
+          <w:b/>
+          <w:bCs/>
+          <w:lang w:val="en-IN"/>
+        </w:rPr>
+        <w:t>SLF4J (Simple Logging Facade for Java)</w:t>
+      </w:r>
+      <w:r>
+        <w:rPr>
+          <w:lang w:val="en-IN"/>
+        </w:rPr>
+        <w:t> backed by </w:t>
+      </w:r>
+      <w:proofErr w:type="spellStart"/>
+      <w:r>
+        <w:rPr>
+          <w:b/>
+          <w:bCs/>
+          <w:lang w:val="en-IN"/>
+        </w:rPr>
+        <w:t>Logback</w:t>
+      </w:r>
+      <w:proofErr w:type="spellEnd"/>
+      <w:r>
+        <w:rPr>
+          <w:lang w:val="en-IN"/>
+        </w:rPr>
+        <w:t>, which is the default, high-performance logging framework provided by Spring Boot. To reduce boilerplate code, the Project Lombok @Slf4j annotation was utilized to automatically inject logger instances into the classes at compile time.</w:t>
+      </w:r>
+    </w:p>
+    <w:p>
+      <w:pPr>
+        <w:pStyle w:val="Compact"/>
+        <w:rPr>
+          <w:lang w:val="en-IN"/>
+        </w:rPr>
+      </w:pPr>
+      <w:r>
+        <w:rPr>
+          <w:lang w:val="en-IN"/>
+        </w:rPr>
+        <w:t>Logging is strategically implemented at critical junctures within the application rather than polluting every method:</w:t>
+      </w:r>
+    </w:p>
+    <w:p>
+      <w:pPr>
+        <w:pStyle w:val="Compact"/>
+        <w:numPr>
+          <w:ilvl w:val="0"/>
+          <w:numId w:val="38"/>
+        </w:numPr>
+        <w:rPr>
+          <w:lang w:val="en-IN"/>
+        </w:rPr>
+      </w:pPr>
+      <w:r>
+        <w:rPr>
+          <w:b/>
+          <w:bCs/>
+          <w:lang w:val="en-IN"/>
+        </w:rPr>
+        <w:t>Global Exception Handling:</w:t>
+      </w:r>
+      <w:r>
+        <w:rPr>
+          <w:lang w:val="en-IN"/>
+        </w:rPr>
+        <w:t> Inside the @ControllerAdvice (</w:t>
+      </w:r>
+      <w:proofErr w:type="spellStart"/>
+      <w:r>
+        <w:rPr>
+          <w:lang w:val="en-IN"/>
+        </w:rPr>
+        <w:t>ApiExceptionHandler</w:t>
+      </w:r>
+      <w:proofErr w:type="spellEnd"/>
+      <w:r>
+        <w:rPr>
+          <w:lang w:val="en-IN"/>
+        </w:rPr>
+        <w:t>), severe exceptions are logged at the ERROR level along with their stack traces. This ensures that developers can debug internal server errors via server logs, while the client securely receives a sanitized, user-friendly JSON error message.</w:t>
+      </w:r>
+    </w:p>
+    <w:p>
+      <w:pPr>
+        <w:pStyle w:val="Compact"/>
+        <w:numPr>
+          <w:ilvl w:val="0"/>
+          <w:numId w:val="38"/>
+        </w:numPr>
+        <w:rPr>
+          <w:lang w:val="en-IN"/>
+        </w:rPr>
+      </w:pPr>
+      <w:r>
+        <w:rPr>
+          <w:b/>
+          <w:bCs/>
+          <w:lang w:val="en-IN"/>
+        </w:rPr>
+        <w:t>External API Monitoring:</w:t>
+      </w:r>
+      <w:r>
+        <w:rPr>
+          <w:lang w:val="en-IN"/>
+        </w:rPr>
+        <w:t> Inside the </w:t>
+      </w:r>
+      <w:proofErr w:type="spellStart"/>
+      <w:r>
+        <w:rPr>
+          <w:lang w:val="en-IN"/>
+        </w:rPr>
+        <w:t>GeminiClient</w:t>
+      </w:r>
+      <w:proofErr w:type="spellEnd"/>
+      <w:r>
+        <w:rPr>
+          <w:lang w:val="en-IN"/>
+        </w:rPr>
+        <w:t> and AI services, INFO and WARN level logs track the latency, success, and potential timeouts of requests made to the external Google Gemini LLM API.</w:t>
+      </w:r>
+    </w:p>
+    <w:p>
+      <w:pPr>
+        <w:pStyle w:val="Compact"/>
+        <w:numPr>
+          <w:ilvl w:val="0"/>
+          <w:numId w:val="38"/>
+        </w:numPr>
+        <w:rPr>
+          <w:lang w:val="en-IN"/>
+        </w:rPr>
+      </w:pPr>
+      <w:r>
+        <w:rPr>
+          <w:b/>
+          <w:bCs/>
+          <w:lang w:val="en-IN"/>
+        </w:rPr>
+        <w:t>Business Logic Tracing:</w:t>
+      </w:r>
+      <w:r>
+        <w:rPr>
+          <w:lang w:val="en-IN"/>
+        </w:rPr>
+        <w:t> Key lifecycle events, such as user authentication failures within the </w:t>
+      </w:r>
+      <w:proofErr w:type="spellStart"/>
+      <w:r>
+        <w:rPr>
+          <w:lang w:val="en-IN"/>
+        </w:rPr>
+        <w:t>AuthService</w:t>
+      </w:r>
+      <w:proofErr w:type="spellEnd"/>
+      <w:r>
+        <w:rPr>
+          <w:lang w:val="en-IN"/>
+        </w:rPr>
+        <w:t> or critical notification dispatches, are logged to track the application's flow without requiring active debuggers.</w:t>
+      </w:r>
+    </w:p>
+    <w:p>
+      <w:pPr>
+        <w:pStyle w:val="Compact"/>
+      </w:pPr>
+    </w:p>
+    <w:p>
+      <w:pPr>
+        <w:pStyle w:val="Heading2"/>
+      </w:pPr>
+      <w:r>
+        <w:lastRenderedPageBreak/>
+        <w:t>8.</w:t>
+      </w:r>
+      <w:r>
+        <w:t xml:space="preserve">6 </w:t>
+      </w:r>
+      <w:r>
+        <w:rPr>
+          <w:lang w:val="en-IN"/>
+        </w:rPr>
+        <w:t>Unit Testing Strategy (JUnit 5 &amp; Mockito) </w:t>
+      </w:r>
+    </w:p>
+    <w:p>
+      <w:pPr>
+        <w:pStyle w:val="Compact"/>
+      </w:pPr>
+    </w:p>
+    <w:p>
+      <w:pPr>
+        <w:pStyle w:val="Compact"/>
+        <w:rPr>
+          <w:lang w:val="en-IN"/>
+        </w:rPr>
+      </w:pPr>
+      <w:r>
+        <w:rPr>
+          <w:b/>
+          <w:bCs/>
+          <w:lang w:val="en-IN"/>
+        </w:rPr>
+        <w:t>Unit Testing Strategy (JUnit 5 &amp; Mockito)</w:t>
+      </w:r>
+      <w:r>
+        <w:rPr>
+          <w:lang w:val="en-IN"/>
+        </w:rPr>
+        <w:t> The project ensures high reliability of its core business logic through rigorous, isolated unit testing at the Service layer. The testing suite was built using industry-standard frameworks: </w:t>
+      </w:r>
+      <w:r>
+        <w:rPr>
+          <w:b/>
+          <w:bCs/>
+          <w:lang w:val="en-IN"/>
+        </w:rPr>
+        <w:t>JUnit 5 (Jupiter)</w:t>
+      </w:r>
+      <w:r>
+        <w:rPr>
+          <w:lang w:val="en-IN"/>
+        </w:rPr>
+        <w:t> for test execution, </w:t>
+      </w:r>
+      <w:r>
+        <w:rPr>
+          <w:b/>
+          <w:bCs/>
+          <w:lang w:val="en-IN"/>
+        </w:rPr>
+        <w:t>Mockito</w:t>
+      </w:r>
+      <w:r>
+        <w:rPr>
+          <w:lang w:val="en-IN"/>
+        </w:rPr>
+        <w:t> for dependency mocking, and </w:t>
+      </w:r>
+      <w:proofErr w:type="spellStart"/>
+      <w:r>
+        <w:rPr>
+          <w:b/>
+          <w:bCs/>
+          <w:lang w:val="en-IN"/>
+        </w:rPr>
+        <w:t>AssertJ</w:t>
+      </w:r>
+      <w:proofErr w:type="spellEnd"/>
+      <w:r>
+        <w:rPr>
+          <w:lang w:val="en-IN"/>
+        </w:rPr>
+        <w:t> for fluent, readable assertions.</w:t>
+      </w:r>
+    </w:p>
+    <w:p>
+      <w:pPr>
+        <w:pStyle w:val="Compact"/>
+        <w:rPr>
+          <w:lang w:val="en-IN"/>
+        </w:rPr>
+      </w:pPr>
+      <w:r>
+        <w:rPr>
+          <w:lang w:val="en-IN"/>
+        </w:rPr>
+        <w:t>The core philosophy of the testing strategy is </w:t>
+      </w:r>
+      <w:r>
+        <w:rPr>
+          <w:i/>
+          <w:iCs/>
+          <w:lang w:val="en-IN"/>
+        </w:rPr>
+        <w:t>isolation</w:t>
+      </w:r>
+      <w:r>
+        <w:rPr>
+          <w:lang w:val="en-IN"/>
+        </w:rPr>
+        <w:t>. Testing the AI features directly against the real Google Gemini API or the live MySQL database would make the test suite slow, non-deterministic, and financially costly. To solve this:</w:t>
+      </w:r>
+    </w:p>
+    <w:p>
+      <w:pPr>
+        <w:pStyle w:val="Compact"/>
+        <w:numPr>
+          <w:ilvl w:val="0"/>
+          <w:numId w:val="39"/>
+        </w:numPr>
+        <w:rPr>
+          <w:lang w:val="en-IN"/>
+        </w:rPr>
+      </w:pPr>
+      <w:r>
+        <w:rPr>
+          <w:b/>
+          <w:bCs/>
+          <w:lang w:val="en-IN"/>
+        </w:rPr>
+        <w:t>Dependency Mocking:</w:t>
+      </w:r>
+      <w:r>
+        <w:rPr>
+          <w:lang w:val="en-IN"/>
+        </w:rPr>
+        <w:t> The @Mock annotation is used to create proxy objects for Database Repositories (e.g., </w:t>
+      </w:r>
+      <w:proofErr w:type="spellStart"/>
+      <w:r>
+        <w:rPr>
+          <w:lang w:val="en-IN"/>
+        </w:rPr>
+        <w:t>AnswerRepository</w:t>
+      </w:r>
+      <w:proofErr w:type="spellEnd"/>
+      <w:r>
+        <w:rPr>
+          <w:lang w:val="en-IN"/>
+        </w:rPr>
+        <w:t>) and the </w:t>
+      </w:r>
+      <w:proofErr w:type="spellStart"/>
+      <w:r>
+        <w:rPr>
+          <w:lang w:val="en-IN"/>
+        </w:rPr>
+        <w:t>GeminiClient</w:t>
+      </w:r>
+      <w:proofErr w:type="spellEnd"/>
+      <w:r>
+        <w:rPr>
+          <w:lang w:val="en-IN"/>
+        </w:rPr>
+        <w:t>. Using Mockito's when(</w:t>
+      </w:r>
+      <w:proofErr w:type="gramStart"/>
+      <w:r>
+        <w:rPr>
+          <w:lang w:val="en-IN"/>
+        </w:rPr>
+        <w:t>).</w:t>
+      </w:r>
+      <w:proofErr w:type="spellStart"/>
+      <w:r>
+        <w:rPr>
+          <w:lang w:val="en-IN"/>
+        </w:rPr>
+        <w:t>thenReturn</w:t>
+      </w:r>
+      <w:proofErr w:type="spellEnd"/>
+      <w:proofErr w:type="gramEnd"/>
+      <w:r>
+        <w:rPr>
+          <w:lang w:val="en-IN"/>
+        </w:rPr>
+        <w:t>() construct, the tests force these dependencies to instantly return fake, predictable data in-memory.</w:t>
+      </w:r>
+    </w:p>
+    <w:p>
+      <w:pPr>
+        <w:pStyle w:val="Compact"/>
+        <w:numPr>
+          <w:ilvl w:val="0"/>
+          <w:numId w:val="39"/>
+        </w:numPr>
+        <w:rPr>
+          <w:lang w:val="en-IN"/>
+        </w:rPr>
+      </w:pPr>
+      <w:r>
+        <w:rPr>
+          <w:b/>
+          <w:bCs/>
+          <w:lang w:val="en-IN"/>
+        </w:rPr>
+        <w:t>Prompt Construction Verification:</w:t>
+      </w:r>
+      <w:r>
+        <w:rPr>
+          <w:lang w:val="en-IN"/>
+        </w:rPr>
+        <w:t> The most complex aspect of the AI integration is ensuring the Java backend constructs the AI prompts correctly. The tests utilize Mockito's </w:t>
+      </w:r>
+      <w:proofErr w:type="spellStart"/>
+      <w:r>
+        <w:rPr>
+          <w:lang w:val="en-IN"/>
+        </w:rPr>
+        <w:t>ArgumentCaptor</w:t>
+      </w:r>
+      <w:proofErr w:type="spellEnd"/>
+      <w:r>
+        <w:rPr>
+          <w:lang w:val="en-IN"/>
+        </w:rPr>
+        <w:t xml:space="preserve"> to intercept the exact, dynamically generated prompt string immediately before it is sent to the mocked Gemini API. </w:t>
+      </w:r>
+      <w:proofErr w:type="spellStart"/>
+      <w:r>
+        <w:rPr>
+          <w:lang w:val="en-IN"/>
+        </w:rPr>
+        <w:t>AssertJ</w:t>
+      </w:r>
+      <w:proofErr w:type="spellEnd"/>
+      <w:r>
+        <w:rPr>
+          <w:lang w:val="en-IN"/>
+        </w:rPr>
+        <w:t xml:space="preserve"> is then used to verify that the captured prompt correctly injected the question context, the user's draft, and the strict Markdown formatting instructions.</w:t>
+      </w:r>
+    </w:p>
+    <w:p>
+      <w:pPr>
+        <w:pStyle w:val="Compact"/>
+        <w:numPr>
+          <w:ilvl w:val="0"/>
+          <w:numId w:val="39"/>
+        </w:numPr>
+        <w:rPr>
+          <w:lang w:val="en-IN"/>
+        </w:rPr>
+      </w:pPr>
+      <w:r>
+        <w:rPr>
+          <w:b/>
+          <w:bCs/>
+          <w:lang w:val="en-IN"/>
+        </w:rPr>
+        <w:t>Response Parsing Validation:</w:t>
+      </w:r>
+      <w:r>
+        <w:rPr>
+          <w:lang w:val="en-IN"/>
+        </w:rPr>
+        <w:t> Finally, the tests verify that when the mock Gemini API returns a simulated AI response, the Spring Boot Service correctly parses that text and maps it into the appropriate DTO (Data Transfer Object) for the Controller.</w:t>
+      </w:r>
+    </w:p>
+    <w:p>
+      <w:pPr>
+        <w:pStyle w:val="Compact"/>
+      </w:pPr>
     </w:p>
     <w:p>
       <w:pPr>
@@ -6709,7 +7862,13 @@
       <w:bookmarkStart w:id="66" w:name="chapter-summary-7"/>
       <w:bookmarkEnd w:id="65"/>
       <w:r>
-        <w:t>8.5 Chapter Summary</w:t>
+        <w:t>8.</w:t>
+      </w:r>
+      <w:r>
+        <w:t xml:space="preserve">7 </w:t>
+      </w:r>
+      <w:r>
+        <w:t>Chapter Summary</w:t>
       </w:r>
     </w:p>
     <w:p>
@@ -6717,7 +7876,15 @@
         <w:pStyle w:val="FirstParagraph"/>
       </w:pPr>
       <w:r>
-        <w:t>The implementation of DoConnect AI relies on highly specific, enterprise-grade engineering practices. The use of JWTs guarantees stateless security, the strict parsing of Gemini JSON responses ensures robust AI behavior, and the internal REST-to-WebSocket bridge demonstrates an advanced handling of cross-boundary microservice communication.</w:t>
+        <w:t xml:space="preserve">The implementation of </w:t>
+      </w:r>
+      <w:proofErr w:type="spellStart"/>
+      <w:r>
+        <w:t>DoConnect</w:t>
+      </w:r>
+      <w:proofErr w:type="spellEnd"/>
+      <w:r>
+        <w:t xml:space="preserve"> AI relies on highly specific, enterprise-grade engineering practices. The use of JWTs guarantees stateless security, the strict parsing of Gemini JSON responses ensures robust AI behavior, and the internal REST-to-WebSocket bridge demonstrates an advanced handling of cross-boundary microservice communication.</w:t>
       </w:r>
     </w:p>
     <w:p>
@@ -6745,7 +7912,15 @@
         <w:pStyle w:val="FirstParagraph"/>
       </w:pPr>
       <w:r>
-        <w:t>Software testing ensures that the implemented DoConnect AI system adheres to the functional boundaries outlined in Chapter 3. Due to the hybrid nature of the architecture—blending standard REST CRUD operations, volatile WebSocket streams, and non-deterministic LLM outputs—the testing strategy required a multi-tiered approach.</w:t>
+        <w:t xml:space="preserve">Software testing ensures that the implemented </w:t>
+      </w:r>
+      <w:proofErr w:type="spellStart"/>
+      <w:r>
+        <w:t>DoConnect</w:t>
+      </w:r>
+      <w:proofErr w:type="spellEnd"/>
+      <w:r>
+        <w:t xml:space="preserve"> AI system adheres to the functional boundaries outlined in Chapter 3. Due to the hybrid nature of the architecture—blending standard REST CRUD operations, volatile WebSocket streams, and non-deterministic LLM outputs—the testing strategy required a multi-tiered approach.</w:t>
       </w:r>
     </w:p>
     <w:p>
@@ -7144,12 +8319,14 @@
             <w:r>
               <w:t xml:space="preserve">Backend caught </w:t>
             </w:r>
+            <w:proofErr w:type="spellStart"/>
             <w:r>
               <w:rPr>
                 <w:rStyle w:val="VerbatimChar"/>
               </w:rPr>
               <w:t>DataIntegrityViolationException</w:t>
             </w:r>
+            <w:proofErr w:type="spellEnd"/>
             <w:r>
               <w:t>, returned 400.</w:t>
             </w:r>
@@ -7215,7 +8392,21 @@
               <w:rPr>
                 <w:rStyle w:val="VerbatimChar"/>
               </w:rPr>
-              <w:t>/api/questions/feed</w:t>
+              <w:t>/</w:t>
+            </w:r>
+            <w:proofErr w:type="spellStart"/>
+            <w:r>
+              <w:rPr>
+                <w:rStyle w:val="VerbatimChar"/>
+              </w:rPr>
+              <w:t>api</w:t>
+            </w:r>
+            <w:proofErr w:type="spellEnd"/>
+            <w:r>
+              <w:rPr>
+                <w:rStyle w:val="VerbatimChar"/>
+              </w:rPr>
+              <w:t>/questions/feed</w:t>
             </w:r>
             <w:r>
               <w:t xml:space="preserve"> with NO token.</w:t>
@@ -7880,12 +9071,14 @@
             <w:r>
               <w:t xml:space="preserve">Background Gemini check returns high toxicity score; Question </w:t>
             </w:r>
+            <w:proofErr w:type="spellStart"/>
             <w:r>
               <w:rPr>
                 <w:rStyle w:val="VerbatimChar"/>
               </w:rPr>
               <w:t>moderationStatus</w:t>
             </w:r>
+            <w:proofErr w:type="spellEnd"/>
             <w:r>
               <w:t xml:space="preserve"> set to </w:t>
             </w:r>
@@ -7967,7 +9160,15 @@
               <w:pStyle w:val="Compact"/>
             </w:pPr>
             <w:r>
-              <w:t>1. Enter “How to fix NullPointerException in Java”. Click Predict.</w:t>
+              <w:t xml:space="preserve">1. Enter “How to fix </w:t>
+            </w:r>
+            <w:proofErr w:type="spellStart"/>
+            <w:r>
+              <w:t>NullPointerException</w:t>
+            </w:r>
+            <w:proofErr w:type="spellEnd"/>
+            <w:r>
+              <w:t xml:space="preserve"> in Java”. Click Predict.</w:t>
             </w:r>
           </w:p>
         </w:tc>
@@ -8381,7 +9582,21 @@
               <w:rPr>
                 <w:rStyle w:val="VerbatimChar"/>
               </w:rPr>
-              <w:t>/ws-chat</w:t>
+              <w:t>/</w:t>
+            </w:r>
+            <w:proofErr w:type="spellStart"/>
+            <w:r>
+              <w:rPr>
+                <w:rStyle w:val="VerbatimChar"/>
+              </w:rPr>
+              <w:t>ws</w:t>
+            </w:r>
+            <w:proofErr w:type="spellEnd"/>
+            <w:r>
+              <w:rPr>
+                <w:rStyle w:val="VerbatimChar"/>
+              </w:rPr>
+              <w:t>-chat</w:t>
             </w:r>
             <w:r>
               <w:t>. 2. User A sends message.</w:t>
@@ -8533,7 +9748,15 @@
         <w:pStyle w:val="FirstParagraph"/>
       </w:pPr>
       <w:r>
-        <w:t xml:space="preserve">The execution of these comprehensive test cases confirmed the stability of the entire DoConnect AI ecosystem. The rigorous security checks passed without exception, the AI </w:t>
+        <w:t xml:space="preserve">The execution of these comprehensive test cases confirmed the stability of the entire </w:t>
+      </w:r>
+      <w:proofErr w:type="spellStart"/>
+      <w:r>
+        <w:t>DoConnect</w:t>
+      </w:r>
+      <w:proofErr w:type="spellEnd"/>
+      <w:r>
+        <w:t xml:space="preserve"> AI ecosystem. The rigorous security checks passed without exception, the AI </w:t>
       </w:r>
       <w:r>
         <w:lastRenderedPageBreak/>
@@ -8687,7 +9910,21 @@
         <w:rPr>
           <w:rStyle w:val="VerbatimChar"/>
         </w:rPr>
-        <w:t>/api/questions/feed</w:t>
+        <w:t>/</w:t>
+      </w:r>
+      <w:proofErr w:type="spellStart"/>
+      <w:r>
+        <w:rPr>
+          <w:rStyle w:val="VerbatimChar"/>
+        </w:rPr>
+        <w:t>api</w:t>
+      </w:r>
+      <w:proofErr w:type="spellEnd"/>
+      <w:r>
+        <w:rPr>
+          <w:rStyle w:val="VerbatimChar"/>
+        </w:rPr>
+        <w:t>/questions/feed</w:t>
       </w:r>
       <w:r>
         <w:t xml:space="preserve">. The Spring Boot backend executes a paginated SQL </w:t>
@@ -8701,11 +9938,19 @@
       <w:r>
         <w:t xml:space="preserve"> query, filtering out any questions where </w:t>
       </w:r>
-      <w:r>
-        <w:rPr>
-          <w:rStyle w:val="VerbatimChar"/>
-        </w:rPr>
-        <w:t>moderationStatus = 'FLAGGED'</w:t>
+      <w:proofErr w:type="spellStart"/>
+      <w:r>
+        <w:rPr>
+          <w:rStyle w:val="VerbatimChar"/>
+        </w:rPr>
+        <w:t>moderationStatus</w:t>
+      </w:r>
+      <w:proofErr w:type="spellEnd"/>
+      <w:r>
+        <w:rPr>
+          <w:rStyle w:val="VerbatimChar"/>
+        </w:rPr>
+        <w:t xml:space="preserve"> = 'FLAGGED'</w:t>
       </w:r>
       <w:r>
         <w:t>.</w:t>
@@ -8727,7 +9972,15 @@
         <w:t>Expected Result (Visualized):</w:t>
       </w:r>
       <w:r>
-        <w:t xml:space="preserve"> The UI displays a clean, glassmorphic feed of recent technical questions. Tags are visibly pill-shaped, and the UI immediately informs the user whether a question is </w:t>
+        <w:t xml:space="preserve"> The UI displays a clean, </w:t>
+      </w:r>
+      <w:proofErr w:type="spellStart"/>
+      <w:r>
+        <w:t>glassmorphic</w:t>
+      </w:r>
+      <w:proofErr w:type="spellEnd"/>
+      <w:r>
+        <w:t xml:space="preserve"> feed of recent technical questions. Tags are visibly pill-shaped, and the UI immediately informs the user whether a question is </w:t>
       </w:r>
       <w:r>
         <w:rPr>
@@ -8815,7 +10068,15 @@
         <w:pStyle w:val="ImageCaption"/>
       </w:pPr>
       <w:r>
-        <w:t>Figure 11: Ai Imrpove Draft After</w:t>
+        <w:t xml:space="preserve">Figure 11: Ai </w:t>
+      </w:r>
+      <w:proofErr w:type="spellStart"/>
+      <w:r>
+        <w:t>Imrpove</w:t>
+      </w:r>
+      <w:proofErr w:type="spellEnd"/>
+      <w:r>
+        <w:t xml:space="preserve"> Draft After</w:t>
       </w:r>
     </w:p>
     <w:p>
@@ -8840,7 +10101,21 @@
         <w:rPr>
           <w:rStyle w:val="VerbatimChar"/>
         </w:rPr>
-        <w:t>you need to add the autowired annotation to the service class constructor</w:t>
+        <w:t xml:space="preserve">you need to add the </w:t>
+      </w:r>
+      <w:proofErr w:type="spellStart"/>
+      <w:r>
+        <w:rPr>
+          <w:rStyle w:val="VerbatimChar"/>
+        </w:rPr>
+        <w:t>autowired</w:t>
+      </w:r>
+      <w:proofErr w:type="spellEnd"/>
+      <w:r>
+        <w:rPr>
+          <w:rStyle w:val="VerbatimChar"/>
+        </w:rPr>
+        <w:t xml:space="preserve"> annotation to the service class constructor</w:t>
       </w:r>
       <w:r>
         <w:t>. The user clicks the “✨ Improve Draft” button.</w:t>
@@ -8877,17 +10152,33 @@
         <w:rPr>
           <w:rStyle w:val="VerbatimChar"/>
         </w:rPr>
-        <w:t>/api/ai/improve-draft</w:t>
+        <w:t>/</w:t>
+      </w:r>
+      <w:proofErr w:type="spellStart"/>
+      <w:r>
+        <w:rPr>
+          <w:rStyle w:val="VerbatimChar"/>
+        </w:rPr>
+        <w:t>api</w:t>
+      </w:r>
+      <w:proofErr w:type="spellEnd"/>
+      <w:r>
+        <w:rPr>
+          <w:rStyle w:val="VerbatimChar"/>
+        </w:rPr>
+        <w:t>/ai/improve-draft</w:t>
       </w:r>
       <w:r>
         <w:t xml:space="preserve">. The </w:t>
       </w:r>
+      <w:proofErr w:type="spellStart"/>
       <w:r>
         <w:rPr>
           <w:rStyle w:val="VerbatimChar"/>
         </w:rPr>
         <w:t>AiAnswerAssistantService</w:t>
       </w:r>
+      <w:proofErr w:type="spellEnd"/>
       <w:r>
         <w:t xml:space="preserve"> commands Gemini to inject technical markdown. The response is parsed and passed back to the client.</w:t>
       </w:r>
@@ -9045,12 +10336,14 @@
       <w:r>
         <w:t xml:space="preserve"> frame and transmits it over the open TCP WebSocket connection to the Chat Microservice on port 8090. The </w:t>
       </w:r>
+      <w:proofErr w:type="spellStart"/>
       <w:r>
         <w:rPr>
           <w:rStyle w:val="VerbatimChar"/>
         </w:rPr>
         <w:t>ChatController</w:t>
       </w:r>
+      <w:proofErr w:type="spellEnd"/>
       <w:r>
         <w:t xml:space="preserve"> intercepts it, saves the log to MySQL, and broadcasts a </w:t>
       </w:r>
@@ -9169,17 +10462,33 @@
         <w:rPr>
           <w:rStyle w:val="VerbatimChar"/>
         </w:rPr>
-        <w:t>/api/ai/recommendations/similar/{id}</w:t>
+        <w:t>/</w:t>
+      </w:r>
+      <w:proofErr w:type="spellStart"/>
+      <w:r>
+        <w:rPr>
+          <w:rStyle w:val="VerbatimChar"/>
+        </w:rPr>
+        <w:t>api</w:t>
+      </w:r>
+      <w:proofErr w:type="spellEnd"/>
+      <w:r>
+        <w:rPr>
+          <w:rStyle w:val="VerbatimChar"/>
+        </w:rPr>
+        <w:t>/ai/recommendations/similar/{id}</w:t>
       </w:r>
       <w:r>
         <w:t xml:space="preserve">. The backend queries Gemini to find semantic matches in the database, returning a JSON array of </w:t>
       </w:r>
+      <w:proofErr w:type="spellStart"/>
       <w:r>
         <w:rPr>
           <w:rStyle w:val="VerbatimChar"/>
         </w:rPr>
         <w:t>QuestionResponse</w:t>
       </w:r>
+      <w:proofErr w:type="spellEnd"/>
       <w:r>
         <w:t xml:space="preserve"> DTOs.</w:t>
       </w:r>
@@ -9295,7 +10604,15 @@
         <w:pStyle w:val="FirstParagraph"/>
       </w:pPr>
       <w:r>
-        <w:t>The screenshots and workflow validations definitively prove that DoConnect AI is a fully functional, highly polished platform. The seamless integration of AI features directly into standard form inputs (Ask Question, Answer Editor) confirms that the application successfully met its goal of acting as an “invisible co-pilot” rather than an intrusive chatbot.</w:t>
+        <w:t xml:space="preserve">The screenshots and workflow validations definitively prove that </w:t>
+      </w:r>
+      <w:proofErr w:type="spellStart"/>
+      <w:r>
+        <w:t>DoConnect</w:t>
+      </w:r>
+      <w:proofErr w:type="spellEnd"/>
+      <w:r>
+        <w:t xml:space="preserve"> AI is a fully functional, highly polished platform. The seamless integration of AI features directly into standard form inputs (Ask Question, Answer Editor) confirms that the application successfully met its goal of acting as an “invisible co-pilot” rather than an intrusive chatbot.</w:t>
       </w:r>
     </w:p>
     <w:p>
@@ -9323,7 +10640,15 @@
         <w:pStyle w:val="FirstParagraph"/>
       </w:pPr>
       <w:r>
-        <w:t>The DoConnect AI project successfully engineered a modernized, highly interactive developer Q&amp;A platform by directly integrating Large Language Models into the user experience. By consciously transitioning away from the traditional, purely human-moderated forum model, the system demonstrated how AI can dramatically reduce the friction of knowledge sharing without replacing the human element of mentorship and community.</w:t>
+        <w:t xml:space="preserve">The </w:t>
+      </w:r>
+      <w:proofErr w:type="spellStart"/>
+      <w:r>
+        <w:t>DoConnect</w:t>
+      </w:r>
+      <w:proofErr w:type="spellEnd"/>
+      <w:r>
+        <w:t xml:space="preserve"> AI project successfully engineered a modernized, highly interactive developer Q&amp;A platform by directly integrating Large Language Models into the user experience. By consciously transitioning away from the traditional, purely human-moderated forum model, the system demonstrated how AI can dramatically reduce the friction of knowledge sharing without replacing the human element of mentorship and community.</w:t>
       </w:r>
     </w:p>
     <w:p>
@@ -9348,7 +10673,15 @@
         <w:pStyle w:val="BodyText"/>
       </w:pPr>
       <w:r>
-        <w:t>Ultimately, DoConnect AI met all established functional and non-functional requirements. It delivered a secure, scalable, and highly interactive application that effectively solves the historical problems of knowledge fragmentation, moderation latency, and authoring barriers that plague traditional developer hubs. Specifically, the implementation of the AI Similar Question Detection endpoint ensures that semantic duplicates are routed to existing solutions instantly, fundamentally repairing the knowledge fragmentation problem.</w:t>
+        <w:t xml:space="preserve">Ultimately, </w:t>
+      </w:r>
+      <w:proofErr w:type="spellStart"/>
+      <w:r>
+        <w:t>DoConnect</w:t>
+      </w:r>
+      <w:proofErr w:type="spellEnd"/>
+      <w:r>
+        <w:t xml:space="preserve"> AI met all established functional and non-functional requirements. It delivered a secure, scalable, and highly interactive application that effectively solves the historical problems of knowledge fragmentation, moderation latency, and authoring barriers that plague traditional developer hubs. Specifically, the implementation of the AI Similar Question Detection endpoint ensures that semantic duplicates are routed to existing solutions instantly, fundamentally repairing the knowledge fragmentation problem.</w:t>
       </w:r>
     </w:p>
     <w:p>
@@ -9472,12 +10805,14 @@
       <w:r>
         <w:t xml:space="preserve"> Upgrading the in-memory </w:t>
       </w:r>
+      <w:proofErr w:type="spellStart"/>
       <w:r>
         <w:rPr>
           <w:rStyle w:val="VerbatimChar"/>
         </w:rPr>
         <w:t>SimpleMessageBroker</w:t>
       </w:r>
+      <w:proofErr w:type="spellEnd"/>
       <w:r>
         <w:t xml:space="preserve"> to a dedicated external broker like RabbitMQ or a Redis Pub/Sub backplane. This would allow the Chat Microservice to scale horizontally across an infinite number of instances while seamlessly syncing chat messages between them.</w:t>
       </w:r>
@@ -9498,7 +10833,15 @@
         <w:t>Elasticsearch Integration:</w:t>
       </w:r>
       <w:r>
-        <w:t xml:space="preserve"> Implementing a dedicated, NoSQL search engine (like Elasticsearch or Apache Solr) to replace standard SQL queries. This would provide high-speed, typo-tolerant, full-text search across all questions, tags, and answers.</w:t>
+        <w:t xml:space="preserve"> Implementing a dedicated, NoSQL search engine (like Elasticsearch or Apache </w:t>
+      </w:r>
+      <w:proofErr w:type="spellStart"/>
+      <w:r>
+        <w:t>Solr</w:t>
+      </w:r>
+      <w:proofErr w:type="spellEnd"/>
+      <w:r>
+        <w:t>) to replace standard SQL queries. This would provide high-speed, typo-tolerant, full-text search across all questions, tags, and answers.</w:t>
       </w:r>
     </w:p>
     <w:p>
@@ -9519,12 +10862,14 @@
       <w:r>
         <w:t xml:space="preserve"> Expanding the global chat room functionality to support secure, 1-on-1 private messaging between users. This involves leveraging the existing WebSocket user queues to route payloads securely between specific </w:t>
       </w:r>
+      <w:proofErr w:type="spellStart"/>
       <w:r>
         <w:rPr>
           <w:rStyle w:val="VerbatimChar"/>
         </w:rPr>
         <w:t>author_id</w:t>
       </w:r>
+      <w:proofErr w:type="spellEnd"/>
       <w:r>
         <w:t xml:space="preserve"> targets.</w:t>
       </w:r>
@@ -9556,12 +10901,21 @@
           <w:numId w:val="36"/>
         </w:numPr>
       </w:pPr>
-      <w:r>
-        <w:rPr>
-          <w:b/>
-          <w:bCs/>
-        </w:rPr>
-        <w:t>Dockerization and CI/CD:</w:t>
+      <w:proofErr w:type="spellStart"/>
+      <w:r>
+        <w:rPr>
+          <w:b/>
+          <w:bCs/>
+        </w:rPr>
+        <w:t>Dockerization</w:t>
+      </w:r>
+      <w:proofErr w:type="spellEnd"/>
+      <w:r>
+        <w:rPr>
+          <w:b/>
+          <w:bCs/>
+        </w:rPr>
+        <w:t xml:space="preserve"> and CI/CD:</w:t>
       </w:r>
       <w:r>
         <w:t xml:space="preserve"> Creating a comprehensive </w:t>
@@ -9570,8 +10924,16 @@
         <w:rPr>
           <w:rStyle w:val="VerbatimChar"/>
         </w:rPr>
-        <w:t>docker-compose.yml</w:t>
-      </w:r>
+        <w:t>docker-</w:t>
+      </w:r>
+      <w:proofErr w:type="spellStart"/>
+      <w:r>
+        <w:rPr>
+          <w:rStyle w:val="VerbatimChar"/>
+        </w:rPr>
+        <w:t>compose.yml</w:t>
+      </w:r>
+      <w:proofErr w:type="spellEnd"/>
       <w:r>
         <w:t xml:space="preserve"> to orchestrate the Main Backend, Chat Service, MySQL Database, and Frontend into unified, instantly deployable container stacks. Furthermore, establishing a GitHub Actions pipeline to automate testing and deployment to cloud infrastructure upon every commit.</w:t>
       </w:r>
@@ -9592,7 +10954,15 @@
         <w:pStyle w:val="FirstParagraph"/>
       </w:pPr>
       <w:r>
-        <w:t>The following external documentation, scholarly references, and technical specifications were instrumental in the architectural design, security modeling, and software engineering implementation of the DoConnect AI platform.</w:t>
+        <w:t xml:space="preserve">The following external documentation, scholarly references, and technical specifications were instrumental in the architectural design, security modeling, and software engineering implementation of the </w:t>
+      </w:r>
+      <w:proofErr w:type="spellStart"/>
+      <w:r>
+        <w:t>DoConnect</w:t>
+      </w:r>
+      <w:proofErr w:type="spellEnd"/>
+      <w:r>
+        <w:t xml:space="preserve"> AI platform.</w:t>
       </w:r>
     </w:p>
     <w:p>
@@ -9647,6 +11017,7 @@
         </w:rPr>
         <w:t xml:space="preserve">(Referenced for implementing the custom </w:t>
       </w:r>
+      <w:proofErr w:type="spellStart"/>
       <w:r>
         <w:rPr>
           <w:rStyle w:val="VerbatimChar"/>
@@ -9655,6 +11026,7 @@
         </w:rPr>
         <w:t>OncePerRequestFilter</w:t>
       </w:r>
+      <w:proofErr w:type="spellEnd"/>
       <w:r>
         <w:rPr>
           <w:i/>
@@ -9753,42 +11125,69 @@
           <w:i/>
           <w:iCs/>
         </w:rPr>
-        <w:t>(Referenced for constructing the responsive, utility-first glassmorphism user interface).</w:t>
-      </w:r>
-    </w:p>
-    <w:p>
-      <w:pPr>
-        <w:pStyle w:val="Compact"/>
-        <w:numPr>
-          <w:ilvl w:val="0"/>
-          <w:numId w:val="37"/>
-        </w:numPr>
-      </w:pPr>
-      <w:r>
-        <w:rPr>
-          <w:b/>
-          <w:bCs/>
-        </w:rPr>
-        <w:t>WebSockets and STOMP.</w:t>
-      </w:r>
-      <w:r>
-        <w:t xml:space="preserve"> “Spring Framework: WebSocket Support.” VMware, Inc., 2024. [Online]. Available: https://docs.spring.io/spring-framework/reference/web/websocket.html </w:t>
-      </w:r>
+        <w:t xml:space="preserve">(Referenced for constructing the responsive, utility-first </w:t>
+      </w:r>
+      <w:proofErr w:type="spellStart"/>
       <w:r>
         <w:rPr>
           <w:i/>
           <w:iCs/>
         </w:rPr>
-        <w:t xml:space="preserve">(Referenced for configuring the </w:t>
-      </w:r>
-      <w:r>
-        <w:rPr>
-          <w:rStyle w:val="VerbatimChar"/>
+        <w:t>glassmorphism</w:t>
+      </w:r>
+      <w:proofErr w:type="spellEnd"/>
+      <w:r>
+        <w:rPr>
           <w:i/>
           <w:iCs/>
         </w:rPr>
+        <w:t xml:space="preserve"> user interface).</w:t>
+      </w:r>
+    </w:p>
+    <w:p>
+      <w:pPr>
+        <w:pStyle w:val="Compact"/>
+        <w:numPr>
+          <w:ilvl w:val="0"/>
+          <w:numId w:val="37"/>
+        </w:numPr>
+      </w:pPr>
+      <w:proofErr w:type="spellStart"/>
+      <w:r>
+        <w:rPr>
+          <w:b/>
+          <w:bCs/>
+        </w:rPr>
+        <w:t>WebSockets</w:t>
+      </w:r>
+      <w:proofErr w:type="spellEnd"/>
+      <w:r>
+        <w:rPr>
+          <w:b/>
+          <w:bCs/>
+        </w:rPr>
+        <w:t xml:space="preserve"> and STOMP.</w:t>
+      </w:r>
+      <w:r>
+        <w:t xml:space="preserve"> “Spring Framework: WebSocket Support.” VMware, Inc., 2024. [Online]. Available: https://docs.spring.io/spring-framework/reference/web/websocket.html </w:t>
+      </w:r>
+      <w:r>
+        <w:rPr>
+          <w:i/>
+          <w:iCs/>
+        </w:rPr>
+        <w:t xml:space="preserve">(Referenced for configuring the </w:t>
+      </w:r>
+      <w:proofErr w:type="spellStart"/>
+      <w:r>
+        <w:rPr>
+          <w:rStyle w:val="VerbatimChar"/>
+          <w:i/>
+          <w:iCs/>
+        </w:rPr>
         <w:t>SimpleMessageBroker</w:t>
       </w:r>
+      <w:proofErr w:type="spellEnd"/>
       <w:r>
         <w:rPr>
           <w:i/>
@@ -10099,6 +11498,304 @@
       <w:pPr>
         <w:ind w:left="6480" w:hanging="480"/>
       </w:pPr>
+    </w:lvl>
+  </w:abstractNum>
+  <w:abstractNum w:abstractNumId="3" w15:restartNumberingAfterBreak="0">
+    <w:nsid w:val="4C6B70BD"/>
+    <w:multiLevelType w:val="multilevel"/>
+    <w:tmpl w:val="CB68066C"/>
+    <w:lvl w:ilvl="0">
+      <w:start w:val="1"/>
+      <w:numFmt w:val="bullet"/>
+      <w:lvlText w:val=""/>
+      <w:lvlJc w:val="left"/>
+      <w:pPr>
+        <w:tabs>
+          <w:tab w:val="num" w:pos="720"/>
+        </w:tabs>
+        <w:ind w:left="720" w:hanging="360"/>
+      </w:pPr>
+      <w:rPr>
+        <w:rFonts w:ascii="Symbol" w:hAnsi="Symbol" w:hint="default"/>
+        <w:sz w:val="20"/>
+      </w:rPr>
+    </w:lvl>
+    <w:lvl w:ilvl="1" w:tentative="1">
+      <w:start w:val="1"/>
+      <w:numFmt w:val="bullet"/>
+      <w:lvlText w:val=""/>
+      <w:lvlJc w:val="left"/>
+      <w:pPr>
+        <w:tabs>
+          <w:tab w:val="num" w:pos="1440"/>
+        </w:tabs>
+        <w:ind w:left="1440" w:hanging="360"/>
+      </w:pPr>
+      <w:rPr>
+        <w:rFonts w:ascii="Symbol" w:hAnsi="Symbol" w:hint="default"/>
+        <w:sz w:val="20"/>
+      </w:rPr>
+    </w:lvl>
+    <w:lvl w:ilvl="2" w:tentative="1">
+      <w:start w:val="1"/>
+      <w:numFmt w:val="bullet"/>
+      <w:lvlText w:val=""/>
+      <w:lvlJc w:val="left"/>
+      <w:pPr>
+        <w:tabs>
+          <w:tab w:val="num" w:pos="2160"/>
+        </w:tabs>
+        <w:ind w:left="2160" w:hanging="360"/>
+      </w:pPr>
+      <w:rPr>
+        <w:rFonts w:ascii="Symbol" w:hAnsi="Symbol" w:hint="default"/>
+        <w:sz w:val="20"/>
+      </w:rPr>
+    </w:lvl>
+    <w:lvl w:ilvl="3" w:tentative="1">
+      <w:start w:val="1"/>
+      <w:numFmt w:val="bullet"/>
+      <w:lvlText w:val=""/>
+      <w:lvlJc w:val="left"/>
+      <w:pPr>
+        <w:tabs>
+          <w:tab w:val="num" w:pos="2880"/>
+        </w:tabs>
+        <w:ind w:left="2880" w:hanging="360"/>
+      </w:pPr>
+      <w:rPr>
+        <w:rFonts w:ascii="Symbol" w:hAnsi="Symbol" w:hint="default"/>
+        <w:sz w:val="20"/>
+      </w:rPr>
+    </w:lvl>
+    <w:lvl w:ilvl="4" w:tentative="1">
+      <w:start w:val="1"/>
+      <w:numFmt w:val="bullet"/>
+      <w:lvlText w:val=""/>
+      <w:lvlJc w:val="left"/>
+      <w:pPr>
+        <w:tabs>
+          <w:tab w:val="num" w:pos="3600"/>
+        </w:tabs>
+        <w:ind w:left="3600" w:hanging="360"/>
+      </w:pPr>
+      <w:rPr>
+        <w:rFonts w:ascii="Symbol" w:hAnsi="Symbol" w:hint="default"/>
+        <w:sz w:val="20"/>
+      </w:rPr>
+    </w:lvl>
+    <w:lvl w:ilvl="5" w:tentative="1">
+      <w:start w:val="1"/>
+      <w:numFmt w:val="bullet"/>
+      <w:lvlText w:val=""/>
+      <w:lvlJc w:val="left"/>
+      <w:pPr>
+        <w:tabs>
+          <w:tab w:val="num" w:pos="4320"/>
+        </w:tabs>
+        <w:ind w:left="4320" w:hanging="360"/>
+      </w:pPr>
+      <w:rPr>
+        <w:rFonts w:ascii="Symbol" w:hAnsi="Symbol" w:hint="default"/>
+        <w:sz w:val="20"/>
+      </w:rPr>
+    </w:lvl>
+    <w:lvl w:ilvl="6" w:tentative="1">
+      <w:start w:val="1"/>
+      <w:numFmt w:val="bullet"/>
+      <w:lvlText w:val=""/>
+      <w:lvlJc w:val="left"/>
+      <w:pPr>
+        <w:tabs>
+          <w:tab w:val="num" w:pos="5040"/>
+        </w:tabs>
+        <w:ind w:left="5040" w:hanging="360"/>
+      </w:pPr>
+      <w:rPr>
+        <w:rFonts w:ascii="Symbol" w:hAnsi="Symbol" w:hint="default"/>
+        <w:sz w:val="20"/>
+      </w:rPr>
+    </w:lvl>
+    <w:lvl w:ilvl="7" w:tentative="1">
+      <w:start w:val="1"/>
+      <w:numFmt w:val="bullet"/>
+      <w:lvlText w:val=""/>
+      <w:lvlJc w:val="left"/>
+      <w:pPr>
+        <w:tabs>
+          <w:tab w:val="num" w:pos="5760"/>
+        </w:tabs>
+        <w:ind w:left="5760" w:hanging="360"/>
+      </w:pPr>
+      <w:rPr>
+        <w:rFonts w:ascii="Symbol" w:hAnsi="Symbol" w:hint="default"/>
+        <w:sz w:val="20"/>
+      </w:rPr>
+    </w:lvl>
+    <w:lvl w:ilvl="8" w:tentative="1">
+      <w:start w:val="1"/>
+      <w:numFmt w:val="bullet"/>
+      <w:lvlText w:val=""/>
+      <w:lvlJc w:val="left"/>
+      <w:pPr>
+        <w:tabs>
+          <w:tab w:val="num" w:pos="6480"/>
+        </w:tabs>
+        <w:ind w:left="6480" w:hanging="360"/>
+      </w:pPr>
+      <w:rPr>
+        <w:rFonts w:ascii="Symbol" w:hAnsi="Symbol" w:hint="default"/>
+        <w:sz w:val="20"/>
+      </w:rPr>
+    </w:lvl>
+  </w:abstractNum>
+  <w:abstractNum w:abstractNumId="4" w15:restartNumberingAfterBreak="0">
+    <w:nsid w:val="4E332DC4"/>
+    <w:multiLevelType w:val="multilevel"/>
+    <w:tmpl w:val="F77CEA1E"/>
+    <w:lvl w:ilvl="0">
+      <w:start w:val="1"/>
+      <w:numFmt w:val="bullet"/>
+      <w:lvlText w:val=""/>
+      <w:lvlJc w:val="left"/>
+      <w:pPr>
+        <w:tabs>
+          <w:tab w:val="num" w:pos="720"/>
+        </w:tabs>
+        <w:ind w:left="720" w:hanging="360"/>
+      </w:pPr>
+      <w:rPr>
+        <w:rFonts w:ascii="Symbol" w:hAnsi="Symbol" w:hint="default"/>
+        <w:sz w:val="20"/>
+      </w:rPr>
+    </w:lvl>
+    <w:lvl w:ilvl="1" w:tentative="1">
+      <w:start w:val="1"/>
+      <w:numFmt w:val="bullet"/>
+      <w:lvlText w:val=""/>
+      <w:lvlJc w:val="left"/>
+      <w:pPr>
+        <w:tabs>
+          <w:tab w:val="num" w:pos="1440"/>
+        </w:tabs>
+        <w:ind w:left="1440" w:hanging="360"/>
+      </w:pPr>
+      <w:rPr>
+        <w:rFonts w:ascii="Symbol" w:hAnsi="Symbol" w:hint="default"/>
+        <w:sz w:val="20"/>
+      </w:rPr>
+    </w:lvl>
+    <w:lvl w:ilvl="2" w:tentative="1">
+      <w:start w:val="1"/>
+      <w:numFmt w:val="bullet"/>
+      <w:lvlText w:val=""/>
+      <w:lvlJc w:val="left"/>
+      <w:pPr>
+        <w:tabs>
+          <w:tab w:val="num" w:pos="2160"/>
+        </w:tabs>
+        <w:ind w:left="2160" w:hanging="360"/>
+      </w:pPr>
+      <w:rPr>
+        <w:rFonts w:ascii="Symbol" w:hAnsi="Symbol" w:hint="default"/>
+        <w:sz w:val="20"/>
+      </w:rPr>
+    </w:lvl>
+    <w:lvl w:ilvl="3" w:tentative="1">
+      <w:start w:val="1"/>
+      <w:numFmt w:val="bullet"/>
+      <w:lvlText w:val=""/>
+      <w:lvlJc w:val="left"/>
+      <w:pPr>
+        <w:tabs>
+          <w:tab w:val="num" w:pos="2880"/>
+        </w:tabs>
+        <w:ind w:left="2880" w:hanging="360"/>
+      </w:pPr>
+      <w:rPr>
+        <w:rFonts w:ascii="Symbol" w:hAnsi="Symbol" w:hint="default"/>
+        <w:sz w:val="20"/>
+      </w:rPr>
+    </w:lvl>
+    <w:lvl w:ilvl="4" w:tentative="1">
+      <w:start w:val="1"/>
+      <w:numFmt w:val="bullet"/>
+      <w:lvlText w:val=""/>
+      <w:lvlJc w:val="left"/>
+      <w:pPr>
+        <w:tabs>
+          <w:tab w:val="num" w:pos="3600"/>
+        </w:tabs>
+        <w:ind w:left="3600" w:hanging="360"/>
+      </w:pPr>
+      <w:rPr>
+        <w:rFonts w:ascii="Symbol" w:hAnsi="Symbol" w:hint="default"/>
+        <w:sz w:val="20"/>
+      </w:rPr>
+    </w:lvl>
+    <w:lvl w:ilvl="5" w:tentative="1">
+      <w:start w:val="1"/>
+      <w:numFmt w:val="bullet"/>
+      <w:lvlText w:val=""/>
+      <w:lvlJc w:val="left"/>
+      <w:pPr>
+        <w:tabs>
+          <w:tab w:val="num" w:pos="4320"/>
+        </w:tabs>
+        <w:ind w:left="4320" w:hanging="360"/>
+      </w:pPr>
+      <w:rPr>
+        <w:rFonts w:ascii="Symbol" w:hAnsi="Symbol" w:hint="default"/>
+        <w:sz w:val="20"/>
+      </w:rPr>
+    </w:lvl>
+    <w:lvl w:ilvl="6" w:tentative="1">
+      <w:start w:val="1"/>
+      <w:numFmt w:val="bullet"/>
+      <w:lvlText w:val=""/>
+      <w:lvlJc w:val="left"/>
+      <w:pPr>
+        <w:tabs>
+          <w:tab w:val="num" w:pos="5040"/>
+        </w:tabs>
+        <w:ind w:left="5040" w:hanging="360"/>
+      </w:pPr>
+      <w:rPr>
+        <w:rFonts w:ascii="Symbol" w:hAnsi="Symbol" w:hint="default"/>
+        <w:sz w:val="20"/>
+      </w:rPr>
+    </w:lvl>
+    <w:lvl w:ilvl="7" w:tentative="1">
+      <w:start w:val="1"/>
+      <w:numFmt w:val="bullet"/>
+      <w:lvlText w:val=""/>
+      <w:lvlJc w:val="left"/>
+      <w:pPr>
+        <w:tabs>
+          <w:tab w:val="num" w:pos="5760"/>
+        </w:tabs>
+        <w:ind w:left="5760" w:hanging="360"/>
+      </w:pPr>
+      <w:rPr>
+        <w:rFonts w:ascii="Symbol" w:hAnsi="Symbol" w:hint="default"/>
+        <w:sz w:val="20"/>
+      </w:rPr>
+    </w:lvl>
+    <w:lvl w:ilvl="8" w:tentative="1">
+      <w:start w:val="1"/>
+      <w:numFmt w:val="bullet"/>
+      <w:lvlText w:val=""/>
+      <w:lvlJc w:val="left"/>
+      <w:pPr>
+        <w:tabs>
+          <w:tab w:val="num" w:pos="6480"/>
+        </w:tabs>
+        <w:ind w:left="6480" w:hanging="360"/>
+      </w:pPr>
+      <w:rPr>
+        <w:rFonts w:ascii="Symbol" w:hAnsi="Symbol" w:hint="default"/>
+        <w:sz w:val="20"/>
+      </w:rPr>
     </w:lvl>
   </w:abstractNum>
   <w:num w:numId="1" w16cid:durableId="761684677">
@@ -10454,6 +12151,12 @@
     <w:lvlOverride w:ilvl="8">
       <w:startOverride w:val="1"/>
     </w:lvlOverride>
+  </w:num>
+  <w:num w:numId="38" w16cid:durableId="303050549">
+    <w:abstractNumId w:val="4"/>
+  </w:num>
+  <w:num w:numId="39" w16cid:durableId="1471246055">
+    <w:abstractNumId w:val="3"/>
   </w:num>
 </w:numbering>
 </file>
